--- a/klagomål/A 13525-2026 FSC-klagomål.docx
+++ b/klagomål/A 13525-2026 FSC-klagomål.docx
@@ -731,7 +731,7 @@
     <w:r>
       <w:tab/>
       <w:tab/>
-      <w:t>2026-03-16</w:t>
+      <w:t>2026-03-17</w:t>
       <w:br/>
       <w:br/>
     </w:r>

--- a/klagomål/A 13525-2026 FSC-klagomål.docx
+++ b/klagomål/A 13525-2026 FSC-klagomål.docx
@@ -731,7 +731,7 @@
     <w:r>
       <w:tab/>
       <w:tab/>
-      <w:t>2026-03-17</w:t>
+      <w:t>2026-03-18</w:t>
       <w:br/>
       <w:br/>
     </w:r>

--- a/klagomål/A 13525-2026 FSC-klagomål.docx
+++ b/klagomål/A 13525-2026 FSC-klagomål.docx
@@ -731,7 +731,7 @@
     <w:r>
       <w:tab/>
       <w:tab/>
-      <w:t>2026-03-18</w:t>
+      <w:t>2026-03-19</w:t>
       <w:br/>
       <w:br/>
     </w:r>

--- a/klagomål/A 13525-2026 FSC-klagomål.docx
+++ b/klagomål/A 13525-2026 FSC-klagomål.docx
@@ -731,7 +731,7 @@
     <w:r>
       <w:tab/>
       <w:tab/>
-      <w:t>2026-03-19</w:t>
+      <w:t>2026-03-20</w:t>
       <w:br/>
       <w:br/>
     </w:r>

--- a/klagomål/A 13525-2026 FSC-klagomål.docx
+++ b/klagomål/A 13525-2026 FSC-klagomål.docx
@@ -731,7 +731,7 @@
     <w:r>
       <w:tab/>
       <w:tab/>
-      <w:t>2026-03-20</w:t>
+      <w:t>2026-03-21</w:t>
       <w:br/>
       <w:br/>
     </w:r>

--- a/klagomål/A 13525-2026 FSC-klagomål.docx
+++ b/klagomål/A 13525-2026 FSC-klagomål.docx
@@ -731,7 +731,7 @@
     <w:r>
       <w:tab/>
       <w:tab/>
-      <w:t>2026-03-21</w:t>
+      <w:t>2026-03-22</w:t>
       <w:br/>
       <w:br/>
     </w:r>

--- a/klagomål/A 13525-2026 FSC-klagomål.docx
+++ b/klagomål/A 13525-2026 FSC-klagomål.docx
@@ -731,7 +731,7 @@
     <w:r>
       <w:tab/>
       <w:tab/>
-      <w:t>2026-03-22</w:t>
+      <w:t>2026-03-23</w:t>
       <w:br/>
       <w:br/>
     </w:r>

--- a/klagomål/A 13525-2026 FSC-klagomål.docx
+++ b/klagomål/A 13525-2026 FSC-klagomål.docx
@@ -731,7 +731,7 @@
     <w:r>
       <w:tab/>
       <w:tab/>
-      <w:t>2026-03-23</w:t>
+      <w:t>2026-03-24</w:t>
       <w:br/>
       <w:br/>
     </w:r>

--- a/klagomål/A 13525-2026 FSC-klagomål.docx
+++ b/klagomål/A 13525-2026 FSC-klagomål.docx
@@ -731,7 +731,7 @@
     <w:r>
       <w:tab/>
       <w:tab/>
-      <w:t>2026-03-24</w:t>
+      <w:t>2026-03-25</w:t>
       <w:br/>
       <w:br/>
     </w:r>

--- a/klagomål/A 13525-2026 FSC-klagomål.docx
+++ b/klagomål/A 13525-2026 FSC-klagomål.docx
@@ -731,7 +731,7 @@
     <w:r>
       <w:tab/>
       <w:tab/>
-      <w:t>2026-03-25</w:t>
+      <w:t>2026-03-26</w:t>
       <w:br/>
       <w:br/>
     </w:r>

--- a/klagomål/A 13525-2026 FSC-klagomål.docx
+++ b/klagomål/A 13525-2026 FSC-klagomål.docx
@@ -731,7 +731,7 @@
     <w:r>
       <w:tab/>
       <w:tab/>
-      <w:t>2026-03-26</w:t>
+      <w:t>2026-03-27</w:t>
       <w:br/>
       <w:br/>
     </w:r>

--- a/klagomål/A 13525-2026 FSC-klagomål.docx
+++ b/klagomål/A 13525-2026 FSC-klagomål.docx
@@ -731,7 +731,7 @@
     <w:r>
       <w:tab/>
       <w:tab/>
-      <w:t>2026-03-27</w:t>
+      <w:t>2026-03-28</w:t>
       <w:br/>
       <w:br/>
     </w:r>

--- a/klagomål/A 13525-2026 FSC-klagomål.docx
+++ b/klagomål/A 13525-2026 FSC-klagomål.docx
@@ -731,7 +731,7 @@
     <w:r>
       <w:tab/>
       <w:tab/>
-      <w:t>2026-03-28</w:t>
+      <w:t>2026-03-29</w:t>
       <w:br/>
       <w:br/>
     </w:r>

--- a/klagomål/A 13525-2026 FSC-klagomål.docx
+++ b/klagomål/A 13525-2026 FSC-klagomål.docx
@@ -731,7 +731,7 @@
     <w:r>
       <w:tab/>
       <w:tab/>
-      <w:t>2026-03-29</w:t>
+      <w:t>2026-03-30</w:t>
       <w:br/>
       <w:br/>
     </w:r>

--- a/klagomål/A 13525-2026 FSC-klagomål.docx
+++ b/klagomål/A 13525-2026 FSC-klagomål.docx
@@ -731,7 +731,7 @@
     <w:r>
       <w:tab/>
       <w:tab/>
-      <w:t>2026-03-30</w:t>
+      <w:t>2026-03-31</w:t>
       <w:br/>
       <w:br/>
     </w:r>

--- a/klagomål/A 13525-2026 FSC-klagomål.docx
+++ b/klagomål/A 13525-2026 FSC-klagomål.docx
@@ -731,7 +731,7 @@
     <w:r>
       <w:tab/>
       <w:tab/>
-      <w:t>2026-03-31</w:t>
+      <w:t>2026-04-01</w:t>
       <w:br/>
       <w:br/>
     </w:r>

--- a/klagomål/A 13525-2026 FSC-klagomål.docx
+++ b/klagomål/A 13525-2026 FSC-klagomål.docx
@@ -731,7 +731,7 @@
     <w:r>
       <w:tab/>
       <w:tab/>
-      <w:t>2026-04-01</w:t>
+      <w:t>2026-04-02</w:t>
       <w:br/>
       <w:br/>
     </w:r>

--- a/klagomål/A 13525-2026 FSC-klagomål.docx
+++ b/klagomål/A 13525-2026 FSC-klagomål.docx
@@ -731,7 +731,7 @@
     <w:r>
       <w:tab/>
       <w:tab/>
-      <w:t>2026-04-02</w:t>
+      <w:t>2026-04-03</w:t>
       <w:br/>
       <w:br/>
     </w:r>

--- a/klagomål/A 13525-2026 FSC-klagomål.docx
+++ b/klagomål/A 13525-2026 FSC-klagomål.docx
@@ -731,7 +731,7 @@
     <w:r>
       <w:tab/>
       <w:tab/>
-      <w:t>2026-04-03</w:t>
+      <w:t>2026-04-04</w:t>
       <w:br/>
       <w:br/>
     </w:r>

--- a/klagomål/A 13525-2026 FSC-klagomål.docx
+++ b/klagomål/A 13525-2026 FSC-klagomål.docx
@@ -731,7 +731,7 @@
     <w:r>
       <w:tab/>
       <w:tab/>
-      <w:t>2026-04-04</w:t>
+      <w:t>2026-04-05</w:t>
       <w:br/>
       <w:br/>
     </w:r>

--- a/klagomål/A 13525-2026 FSC-klagomål.docx
+++ b/klagomål/A 13525-2026 FSC-klagomål.docx
@@ -191,7 +191,7 @@
     </w:p>
     <w:p>
       <w:r>
-        <w:t>I avverkningsanmälan har följande 4 naturvårdsarter hittats: dvärgbägarlav (NT), garnlav (NT), mörk kolflarnlav (NT) och vedskivlav (NT). Av dessa är 4 rödlistade. För rödlistade arter har rödlistekategorin angivits inom parentes.</w:t>
+        <w:t>I avverkningsanmälan har följande 9 naturvårdsarter hittats: dvärgbägarlav (NT), garnlav (NT), kolflarnlav (NT), kortskaftad ärgspik (NT), mörk kolflarnlav (NT), vedflamlav (NT), vedskivlav (NT), nästlav (S) och skuggblåslav (S). Av dessa är 7 rödlistade. För rödlistade arter har rödlistekategorin angivits inom parentes. Arter som är signalarter enligt Skogsstyrelsen har markerats med (S).</w:t>
       </w:r>
     </w:p>
     <w:p>
@@ -206,7 +206,7 @@
       <w:r>
         <w:drawing>
           <wp:inline xmlns:a="http://schemas.openxmlformats.org/drawingml/2006/main" xmlns:pic="http://schemas.openxmlformats.org/drawingml/2006/picture">
-            <wp:extent cx="5486400" cy="5234565"/>
+            <wp:extent cx="5486400" cy="5129079"/>
             <wp:docPr id="1" name="Picture 1"/>
             <wp:cNvGraphicFramePr>
               <a:graphicFrameLocks noChangeAspect="1"/>
@@ -227,7 +227,7 @@
                   <pic:spPr>
                     <a:xfrm>
                       <a:off x="0" y="0"/>
-                      <a:ext cx="5486400" cy="5234565"/>
+                      <a:ext cx="5486400" cy="5129079"/>
                     </a:xfrm>
                     <a:prstGeom prst="rect"/>
                   </pic:spPr>
@@ -300,10 +300,92 @@
         <w:rPr>
           <w:b/>
         </w:rPr>
+        <w:t>Kolflarnlav (NT)</w:t>
+      </w:r>
+      <w:r>
+        <w:t xml:space="preserve"> är brandberoende och växer nästan uteslutande på kolad hård kärnved av tall. Etableringen verkar ske först 100–300 år efter brand och nytt substrat nybildas i mycket begränsad omfattning. Avverkning av tallskog av naturskogskaraktär med spår av återkommande bränder är ett hot och mängden lämplig ved att växa på för arten minskar dels på grund av naturlig nedbrytning men framförallt på grund av att det förstörs i samband med slutavverkningar, gallringar och markberedning. Såväl kolflarnlav som mörk kolflarnlav har glänsande bålfjäll och förekommer främst i tall- och blandbarrskogar av naturskogskaraktär med spår av återkommande bränder. Skogar som dessa hyser höga biologiska värden och bör skyddas. Kolflarnlav är typisk art för </w:t>
+      </w:r>
+      <w:r>
+        <w:rPr>
+          <w:i/>
+        </w:rPr>
+        <w:t>9010 Taiga</w:t>
+      </w:r>
+      <w:r>
+        <w:t xml:space="preserve"> (SLU Artdatabanken, 2024).</w:t>
+      </w:r>
+    </w:p>
+    <w:p>
+      <w:r>
+        <w:rPr>
+          <w:b/>
+        </w:rPr>
+        <w:t>Kortskaftad ärgspik (NT)</w:t>
+      </w:r>
+      <w:r>
+        <w:t xml:space="preserve"> förekommer i barrträdsdominerade skogar och växer nästan uteslutande på tallved. Den föredrar gamla högstubbar i fuktig och halvöppen miljö, t.ex. i myrkanter, sumpskog och brandpräglad skog. Arten indikerar kontinuerlig tillgång till gamla högstubbar i kombination med hög och jämn luftfuktighet. Skogsbruk på lokaler med kortskaftad ärgspik utgör ett hot. På lång sikt bildas färre lämpliga substrat än vad som försvinner. Avverkning av barrträdsdominerade bestånd av naturskogskaraktär utgör ett långsiktigt hot. Naturskogsartade bestånd med riklig förekomst av gamla och grova tallhögstubbar bör undantas från skogsbruk (SLU Artdatabanken, 2024).</w:t>
+      </w:r>
+    </w:p>
+    <w:p>
+      <w:r>
+        <w:rPr>
+          <w:b/>
+        </w:rPr>
         <w:t>Mörk kolflarnlav (NT)</w:t>
       </w:r>
       <w:r>
         <w:t xml:space="preserve"> är brandberoende och växer nästan uteslutande på kolad hård kärnved av tall. Arten förekommer främst i glesa, öppna tall- och blandbarrskogar av naturskogskaraktär och etableringen verkar ske sent efter brand, kanske först efter 100–300 år. Mörk kolflarnlav indikerar skog med höga naturvärden och vanligast är att den påträffas på rester av nedbrunna torrakor och högstubbar och lågstubbar som är så grova att hela innandömet är urbränt. Tall- och blandbarrskogar av naturskogskaraktär med spår av återkommande bränder hyser höga biologiska värden och bör skyddas (SLU Artdatabanken, 2024).</w:t>
+      </w:r>
+    </w:p>
+    <w:p>
+      <w:r>
+        <w:rPr>
+          <w:b/>
+        </w:rPr>
+        <w:t>Nästlav</w:t>
+      </w:r>
+      <w:r>
+        <w:t xml:space="preserve"> indikerar söder om den naturliga norrlandsgränsen äldre barrskogsområden med höga naturvärden där andra ovanliga nordliga barrskogsarter kan påträffas. Nästlav är typisk art för </w:t>
+      </w:r>
+      <w:r>
+        <w:rPr>
+          <w:i/>
+        </w:rPr>
+        <w:t xml:space="preserve">9010 Taiga </w:t>
+      </w:r>
+      <w:r>
+        <w:t>(Nitare &amp; Skogsstyrelsen, 2019; SLU Artdatabanken, 2025).</w:t>
+      </w:r>
+    </w:p>
+    <w:p>
+      <w:r>
+        <w:rPr>
+          <w:b/>
+        </w:rPr>
+        <w:t>Skuggblåslav</w:t>
+      </w:r>
+      <w:r>
+        <w:t xml:space="preserve"> växer på silikatsten eller gamla träd i äldre naturskogar med hög luftfuktighet.  Den har minskat kraftigt under de senaste åren och enligt artdatabankens preliminära bedömning kommer den att bli rödlistad som nära hotad (NT) i nästa rödlista som kommer 2026. Skuggblåslav är typisk art för </w:t>
+      </w:r>
+      <w:r>
+        <w:rPr>
+          <w:i/>
+        </w:rPr>
+        <w:t xml:space="preserve">9010 Taiga </w:t>
+      </w:r>
+      <w:r>
+        <w:t>(Nitare &amp; Skogsstyrelsen, 2019; SLU Artdatabanken, 2025).</w:t>
+      </w:r>
+    </w:p>
+    <w:p>
+      <w:r>
+        <w:rPr>
+          <w:b/>
+        </w:rPr>
+        <w:t>Vedflamlav (NT)</w:t>
+      </w:r>
+      <w:r>
+        <w:t xml:space="preserve"> växer på gammal hård och torr, exponerad kärnved av tall, främst på högstubbar i ljusöppna lägen, t.ex. vid och på myrar, sjökanter, i glesa hällmarkskogar och i brandpräglade tallnaturskogar. Substratet nyskapas i begränsad omfattning och arten är en utmärkt indikator på höga naturvärden i denna skogstyp. Tall- och barrblandskogar med naturskogskaraktär och spår av bränder har ofta höga biologiska värden och bör skyddas (SLU Artdatabanken, 2024).</w:t>
       </w:r>
     </w:p>
     <w:p>
@@ -416,7 +498,7 @@
         <w:rPr>
           <w:i/>
         </w:rPr>
-        <w:t>I det avverkningsanmälda skogsområdet har 4 naturvårdsarter varav 4 rödlistade arter sina livsmiljöer och växtplatser.</w:t>
+        <w:t>I det avverkningsanmälda skogsområdet har 9 naturvårdsarter varav 7 rödlistade arter sina livsmiljöer och växtplatser.</w:t>
       </w:r>
     </w:p>
     <w:p>
@@ -731,7 +813,7 @@
     <w:r>
       <w:tab/>
       <w:tab/>
-      <w:t>2026-04-05</w:t>
+      <w:t>2026-04-06</w:t>
       <w:br/>
       <w:br/>
     </w:r>

--- a/klagomål/A 13525-2026 FSC-klagomål.docx
+++ b/klagomål/A 13525-2026 FSC-klagomål.docx
@@ -271,10 +271,10 @@
         <w:rPr>
           <w:b/>
         </w:rPr>
-        <w:t>Garnlav (NT)</w:t>
+        <w:t>Garnlav (VU)</w:t>
       </w:r>
       <w:r>
-        <w:t xml:space="preserve"> är en utpräglad barrskogsart som ibland kan drapera träden i norrländska grannaturskogar med hög luftfuktighet. Den förekommer även i talldominerade bestånd där den, förutom i trädens grenverk, påträffas hängande över ojämnheter i tallbarken. Arten har minskat starkt i södra och mellersta Sverige och den minskar även i sitt nordliga utbredningsområde. Orsaken till tillbakagången beror främst på slutavverkningar av naturskogsartade skogar. Bestånd med riklig förekomst bör regelmässigt sparas. Garnlav är värdväxt för den mycket sällsynta och akut hotade fjärilen barrskogslavfly (CR) som hör hemma i boreala barrskogar med riklig förekomst av värdväxten. Tidigare kunde arten konstateras årligen på flera platser vid Dala-Floda i Dalarna innan lokalerna kalavverkades. Senaste fyndet i landet av barrskogslavfly är från år 2000 då den påträffades vid Högberget i Sollefteå kommun. Garnlav är typisk art för </w:t>
+        <w:t xml:space="preserve"> är en utpräglad barrskogsart som ibland kan drapera träden i norrländska grannaturskogar med hög luftfuktighet. Den förekommer även i talldominerade bestånd där den, förutom i trädens grenverk, påträffas hängande över ojämnheter i tallbarken. Arten har minskat starkt i södra och mellersta Sverige och den minskar även i sitt nordliga utbredningsområde. Minskningstakten uppgår till 30 (20–50) % inom 50 år och överstiger gränsvärdet för Sårbar (VU). Orsaken till tillbakagången beror främst på slutavverkningar av naturskogsartade skogar. Bestånd med riklig förekomst bör regelmässigt sparas, vilket även gynnar flera andra sällsynta och rödlistade arter. Garnlav är värdväxt för den mycket sällsynta och akut hotade fjärilen barrskogslavfly (CR) som hör hemma i boreala barrskogar med riklig förekomst av värdväxten. Tidigare kunde arten konstateras årligen på flera platser vid Dala-Floda i Dalarna innan lokalerna kalavverkades. Senaste fyndet i landet av barrskogslavfly är från år 2000 då den påträffades vid Högberget i Sollefteå kommun. Garnlav är typisk art för </w:t>
       </w:r>
       <w:r>
         <w:rPr>
@@ -292,7 +292,7 @@
         <w:t xml:space="preserve"> 9070 Trädklädd betesmark</w:t>
       </w:r>
       <w:r>
-        <w:t xml:space="preserve"> (SLU Artdatabanken, 2024).</w:t>
+        <w:t xml:space="preserve"> (SLU Artdatabanken, 2026).</w:t>
       </w:r>
     </w:p>
     <w:p>
@@ -362,10 +362,10 @@
         <w:rPr>
           <w:b/>
         </w:rPr>
-        <w:t>Skuggblåslav</w:t>
+        <w:t>Skuggblåslav (NT)</w:t>
       </w:r>
       <w:r>
-        <w:t xml:space="preserve"> växer på silikatsten eller gamla träd i äldre naturskogar med hög luftfuktighet.  Den har minskat kraftigt under de senaste åren och enligt artdatabankens preliminära bedömning kommer den att bli rödlistad som nära hotad (NT) i nästa rödlista som kommer 2026. Skuggblåslav är typisk art för </w:t>
+        <w:t xml:space="preserve"> växer på silikatsten eller gamla träd i äldre naturskogar med hög luftfuktighet. Den påverkas negativt av brist på kontinuitetsskog och minskningstakten för arten bedöms vara nära gränsvärdet för sårbar (VU). Skuggblåslav är typisk art för </w:t>
       </w:r>
       <w:r>
         <w:rPr>
@@ -374,7 +374,7 @@
         <w:t xml:space="preserve">9010 Taiga </w:t>
       </w:r>
       <w:r>
-        <w:t>(Nitare &amp; Skogsstyrelsen, 2019; SLU Artdatabanken, 2025).</w:t>
+        <w:t>(Nitare &amp; Skogsstyrelsen, 2019; SLU Artdatabanken, 2026).</w:t>
       </w:r>
     </w:p>
     <w:p>
@@ -813,7 +813,7 @@
     <w:r>
       <w:tab/>
       <w:tab/>
-      <w:t>2026-04-06</w:t>
+      <w:t>2026-04-07</w:t>
       <w:br/>
       <w:br/>
     </w:r>

--- a/klagomål/A 13525-2026 FSC-klagomål.docx
+++ b/klagomål/A 13525-2026 FSC-klagomål.docx
@@ -813,7 +813,7 @@
     <w:r>
       <w:tab/>
       <w:tab/>
-      <w:t>2026-04-07</w:t>
+      <w:t>2026-04-08</w:t>
       <w:br/>
       <w:br/>
     </w:r>

--- a/klagomål/A 13525-2026 FSC-klagomål.docx
+++ b/klagomål/A 13525-2026 FSC-klagomål.docx
@@ -813,7 +813,7 @@
     <w:r>
       <w:tab/>
       <w:tab/>
-      <w:t>2026-04-08</w:t>
+      <w:t>2026-04-09</w:t>
       <w:br/>
       <w:br/>
     </w:r>

--- a/klagomål/A 13525-2026 FSC-klagomål.docx
+++ b/klagomål/A 13525-2026 FSC-klagomål.docx
@@ -813,7 +813,7 @@
     <w:r>
       <w:tab/>
       <w:tab/>
-      <w:t>2026-04-09</w:t>
+      <w:t>2026-04-10</w:t>
       <w:br/>
       <w:br/>
     </w:r>

--- a/klagomål/A 13525-2026 FSC-klagomål.docx
+++ b/klagomål/A 13525-2026 FSC-klagomål.docx
@@ -813,7 +813,7 @@
     <w:r>
       <w:tab/>
       <w:tab/>
-      <w:t>2026-04-10</w:t>
+      <w:t>2026-04-11</w:t>
       <w:br/>
       <w:br/>
     </w:r>

--- a/klagomål/A 13525-2026 FSC-klagomål.docx
+++ b/klagomål/A 13525-2026 FSC-klagomål.docx
@@ -822,7 +822,7 @@
     <w:r>
       <w:tab/>
       <w:tab/>
-      <w:t>2026-04-14</w:t>
+      <w:t>2026-04-15</w:t>
       <w:br/>
       <w:br/>
     </w:r>

--- a/klagomål/A 13525-2026 FSC-klagomål.docx
+++ b/klagomål/A 13525-2026 FSC-klagomål.docx
@@ -822,7 +822,7 @@
     <w:r>
       <w:tab/>
       <w:tab/>
-      <w:t>2026-04-15</w:t>
+      <w:t>2026-04-16</w:t>
       <w:br/>
       <w:br/>
     </w:r>

--- a/klagomål/A 13525-2026 FSC-klagomål.docx
+++ b/klagomål/A 13525-2026 FSC-klagomål.docx
@@ -822,7 +822,7 @@
     <w:r>
       <w:tab/>
       <w:tab/>
-      <w:t>2026-04-16</w:t>
+      <w:t>2026-04-17</w:t>
       <w:br/>
       <w:br/>
     </w:r>

--- a/klagomål/A 13525-2026 FSC-klagomål.docx
+++ b/klagomål/A 13525-2026 FSC-klagomål.docx
@@ -822,7 +822,7 @@
     <w:r>
       <w:tab/>
       <w:tab/>
-      <w:t>2026-04-17</w:t>
+      <w:t>2026-04-18</w:t>
       <w:br/>
       <w:br/>
     </w:r>

--- a/klagomål/A 13525-2026 FSC-klagomål.docx
+++ b/klagomål/A 13525-2026 FSC-klagomål.docx
@@ -822,7 +822,7 @@
     <w:r>
       <w:tab/>
       <w:tab/>
-      <w:t>2026-04-18</w:t>
+      <w:t>2026-04-19</w:t>
       <w:br/>
       <w:br/>
     </w:r>

--- a/klagomål/A 13525-2026 FSC-klagomål.docx
+++ b/klagomål/A 13525-2026 FSC-klagomål.docx
@@ -822,7 +822,7 @@
     <w:r>
       <w:tab/>
       <w:tab/>
-      <w:t>2026-04-19</w:t>
+      <w:t>2026-04-20</w:t>
       <w:br/>
       <w:br/>
     </w:r>

--- a/klagomål/A 13525-2026 FSC-klagomål.docx
+++ b/klagomål/A 13525-2026 FSC-klagomål.docx
@@ -822,7 +822,7 @@
     <w:r>
       <w:tab/>
       <w:tab/>
-      <w:t>2026-04-20</w:t>
+      <w:t>2026-04-21</w:t>
       <w:br/>
       <w:br/>
     </w:r>

--- a/klagomål/A 13525-2026 FSC-klagomål.docx
+++ b/klagomål/A 13525-2026 FSC-klagomål.docx
@@ -822,7 +822,7 @@
     <w:r>
       <w:tab/>
       <w:tab/>
-      <w:t>2026-04-21</w:t>
+      <w:t>2026-04-22</w:t>
       <w:br/>
       <w:br/>
     </w:r>

--- a/klagomål/A 13525-2026 FSC-klagomål.docx
+++ b/klagomål/A 13525-2026 FSC-klagomål.docx
@@ -822,7 +822,7 @@
     <w:r>
       <w:tab/>
       <w:tab/>
-      <w:t>2026-04-22</w:t>
+      <w:t>2026-04-23</w:t>
       <w:br/>
       <w:br/>
     </w:r>

--- a/klagomål/A 13525-2026 FSC-klagomål.docx
+++ b/klagomål/A 13525-2026 FSC-klagomål.docx
@@ -822,7 +822,7 @@
     <w:r>
       <w:tab/>
       <w:tab/>
-      <w:t>2026-04-23</w:t>
+      <w:t>2026-04-24</w:t>
       <w:br/>
       <w:br/>
     </w:r>

--- a/klagomål/A 13525-2026 FSC-klagomål.docx
+++ b/klagomål/A 13525-2026 FSC-klagomål.docx
@@ -822,7 +822,7 @@
     <w:r>
       <w:tab/>
       <w:tab/>
-      <w:t>2026-04-24</w:t>
+      <w:t>2026-04-25</w:t>
       <w:br/>
       <w:br/>
     </w:r>

--- a/klagomål/A 13525-2026 FSC-klagomål.docx
+++ b/klagomål/A 13525-2026 FSC-klagomål.docx
@@ -822,7 +822,7 @@
     <w:r>
       <w:tab/>
       <w:tab/>
-      <w:t>2026-04-25</w:t>
+      <w:t>2026-04-26</w:t>
       <w:br/>
       <w:br/>
     </w:r>

--- a/klagomål/A 13525-2026 FSC-klagomål.docx
+++ b/klagomål/A 13525-2026 FSC-klagomål.docx
@@ -822,7 +822,7 @@
     <w:r>
       <w:tab/>
       <w:tab/>
-      <w:t>2026-04-26</w:t>
+      <w:t>2026-04-27</w:t>
       <w:br/>
       <w:br/>
     </w:r>

--- a/klagomål/A 13525-2026 FSC-klagomål.docx
+++ b/klagomål/A 13525-2026 FSC-klagomål.docx
@@ -822,7 +822,7 @@
     <w:r>
       <w:tab/>
       <w:tab/>
-      <w:t>2026-04-27</w:t>
+      <w:t>2026-04-28</w:t>
       <w:br/>
       <w:br/>
     </w:r>

--- a/klagomål/A 13525-2026 FSC-klagomål.docx
+++ b/klagomål/A 13525-2026 FSC-klagomål.docx
@@ -822,7 +822,7 @@
     <w:r>
       <w:tab/>
       <w:tab/>
-      <w:t>2026-04-28</w:t>
+      <w:t>2026-04-29</w:t>
       <w:br/>
       <w:br/>
     </w:r>

--- a/klagomål/A 13525-2026 FSC-klagomål.docx
+++ b/klagomål/A 13525-2026 FSC-klagomål.docx
@@ -822,7 +822,7 @@
     <w:r>
       <w:tab/>
       <w:tab/>
-      <w:t>2026-04-29</w:t>
+      <w:t>2026-04-30</w:t>
       <w:br/>
       <w:br/>
     </w:r>

--- a/klagomål/A 13525-2026 FSC-klagomål.docx
+++ b/klagomål/A 13525-2026 FSC-klagomål.docx
@@ -822,7 +822,7 @@
     <w:r>
       <w:tab/>
       <w:tab/>
-      <w:t>2026-04-30</w:t>
+      <w:t>2026-05-01</w:t>
       <w:br/>
       <w:br/>
     </w:r>

--- a/klagomål/A 13525-2026 FSC-klagomål.docx
+++ b/klagomål/A 13525-2026 FSC-klagomål.docx
@@ -822,7 +822,7 @@
     <w:r>
       <w:tab/>
       <w:tab/>
-      <w:t>2026-05-01</w:t>
+      <w:t>2026-05-02</w:t>
       <w:br/>
       <w:br/>
     </w:r>

--- a/klagomål/A 13525-2026 FSC-klagomål.docx
+++ b/klagomål/A 13525-2026 FSC-klagomål.docx
@@ -822,7 +822,7 @@
     <w:r>
       <w:tab/>
       <w:tab/>
-      <w:t>2026-06-15</w:t>
+      <w:t>2026-06-16</w:t>
       <w:br/>
       <w:br/>
     </w:r>

--- a/klagomål/A 13525-2026 FSC-klagomål.docx
+++ b/klagomål/A 13525-2026 FSC-klagomål.docx
@@ -822,7 +822,7 @@
     <w:r>
       <w:tab/>
       <w:tab/>
-      <w:t>2026-06-16</w:t>
+      <w:t>2026-06-17</w:t>
       <w:br/>
       <w:br/>
     </w:r>

--- a/klagomål/A 13525-2026 FSC-klagomål.docx
+++ b/klagomål/A 13525-2026 FSC-klagomål.docx
@@ -1,6 +1,6 @@
 
 <file path=word/document.xml><?xml version="1.0" encoding="utf-8"?>
-<w:document xmlns:wpc="http://schemas.microsoft.com/office/word/2010/wordprocessingCanvas" xmlns:cx="http://schemas.microsoft.com/office/drawing/2014/chartex" xmlns:cx1="http://schemas.microsoft.com/office/drawing/2015/9/8/chartex" xmlns:cx2="http://schemas.microsoft.com/office/drawing/2015/10/21/chartex" xmlns:cx3="http://schemas.microsoft.com/office/drawing/2016/5/9/chartex" xmlns:cx4="http://schemas.microsoft.com/office/drawing/2016/5/10/chartex" xmlns:cx5="http://schemas.microsoft.com/office/drawing/2016/5/11/chartex" xmlns:cx6="http://schemas.microsoft.com/office/drawing/2016/5/12/chartex" xmlns:cx7="http://schemas.microsoft.com/office/drawing/2016/5/13/chartex" xmlns:cx8="http://schemas.microsoft.com/office/drawing/2016/5/14/chartex" xmlns:mc="http://schemas.openxmlformats.org/markup-compatibility/2006" xmlns:aink="http://schemas.microsoft.com/office/drawing/2016/ink" xmlns:am3d="http://schemas.microsoft.com/office/drawing/2017/model3d" xmlns:o="urn:schemas-microsoft-com:office:office" xmlns:oel="http://schemas.microsoft.com/office/2019/extlst" xmlns:r="http://schemas.openxmlformats.org/officeDocument/2006/relationships" xmlns:m="http://schemas.openxmlformats.org/officeDocument/2006/math" xmlns:v="urn:schemas-microsoft-com:vml" xmlns:wp14="http://schemas.microsoft.com/office/word/2010/wordprocessingDrawing" xmlns:wp="http://schemas.openxmlformats.org/drawingml/2006/wordprocessingDrawing" xmlns:w10="urn:schemas-microsoft-com:office:word" xmlns:w="http://schemas.openxmlformats.org/wordprocessingml/2006/main" xmlns:w14="http://schemas.microsoft.com/office/word/2010/wordml" xmlns:w15="http://schemas.microsoft.com/office/word/2012/wordml" xmlns:w16cex="http://schemas.microsoft.com/office/word/2018/wordml/cex" xmlns:w16cid="http://schemas.microsoft.com/office/word/2016/wordml/cid" xmlns:w16="http://schemas.microsoft.com/office/word/2018/wordml" xmlns:w16sdtdh="http://schemas.microsoft.com/office/word/2020/wordml/sdtdatahash" xmlns:w16se="http://schemas.microsoft.com/office/word/2015/wordml/symex" xmlns:wpg="http://schemas.microsoft.com/office/word/2010/wordprocessingGroup" xmlns:wpi="http://schemas.microsoft.com/office/word/2010/wordprocessingInk" xmlns:wne="http://schemas.microsoft.com/office/word/2006/wordml" xmlns:wps="http://schemas.microsoft.com/office/word/2010/wordprocessingShape" mc:Ignorable="w14 w15 w16se w16cid w16 w16cex w16sdtdh wp14">
+<w:document xmlns:wpc="http://schemas.microsoft.com/office/word/2010/wordprocessingCanvas" xmlns:cx="http://schemas.microsoft.com/office/drawing/2014/chartex" xmlns:cx1="http://schemas.microsoft.com/office/drawing/2015/9/8/chartex" xmlns:cx2="http://schemas.microsoft.com/office/drawing/2015/10/21/chartex" xmlns:cx3="http://schemas.microsoft.com/office/drawing/2016/5/9/chartex" xmlns:cx4="http://schemas.microsoft.com/office/drawing/2016/5/10/chartex" xmlns:cx5="http://schemas.microsoft.com/office/drawing/2016/5/11/chartex" xmlns:cx6="http://schemas.microsoft.com/office/drawing/2016/5/12/chartex" xmlns:cx7="http://schemas.microsoft.com/office/drawing/2016/5/13/chartex" xmlns:cx8="http://schemas.microsoft.com/office/drawing/2016/5/14/chartex" xmlns:mc="http://schemas.openxmlformats.org/markup-compatibility/2006" xmlns:aink="http://schemas.microsoft.com/office/drawing/2016/ink" xmlns:am3d="http://schemas.microsoft.com/office/drawing/2017/model3d" xmlns:o="urn:schemas-microsoft-com:office:office" xmlns:oel="http://schemas.microsoft.com/office/2019/extlst" xmlns:r="http://schemas.openxmlformats.org/officeDocument/2006/relationships" xmlns:m="http://schemas.openxmlformats.org/officeDocument/2006/math" xmlns:v="urn:schemas-microsoft-com:vml" xmlns:wp14="http://schemas.microsoft.com/office/word/2010/wordprocessingDrawing" xmlns:wp="http://schemas.openxmlformats.org/drawingml/2006/wordprocessingDrawing" xmlns:w10="urn:schemas-microsoft-com:office:word" xmlns:w="http://schemas.openxmlformats.org/wordprocessingml/2006/main" xmlns:w14="http://schemas.microsoft.com/office/word/2010/wordml" xmlns:w15="http://schemas.microsoft.com/office/word/2012/wordml" xmlns:w16cex="http://schemas.microsoft.com/office/word/2018/wordml/cex" xmlns:w16cid="http://schemas.microsoft.com/office/word/2016/wordml/cid" xmlns:w16="http://schemas.microsoft.com/office/word/2018/wordml" xmlns:w16du="http://schemas.microsoft.com/office/word/2023/wordml/word16du" xmlns:w16sdtdh="http://schemas.microsoft.com/office/word/2020/wordml/sdtdatahash" xmlns:w16sdtfl="http://schemas.microsoft.com/office/word/2024/wordml/sdtformatlock" xmlns:w16se="http://schemas.microsoft.com/office/word/2015/wordml/symex" xmlns:wpg="http://schemas.microsoft.com/office/word/2010/wordprocessingGroup" xmlns:wpi="http://schemas.microsoft.com/office/word/2010/wordprocessingInk" xmlns:wne="http://schemas.microsoft.com/office/word/2006/wordml" xmlns:wps="http://schemas.microsoft.com/office/word/2010/wordprocessingShape" mc:Ignorable="w14 w15 w16se w16cid w16 w16cex w16sdtdh w16sdtfl w16du wp14">
   <w:body>
     <w:p>
       <w:r>
@@ -168,7 +168,7 @@
     </w:p>
     <w:p>
       <w:r>
-        <w:t>Detta dokument behandlar höga naturvärden i avverkningsanmälan A 13525-2026 i Torsby kommun. Denna avverkningsanmälan inkom 2026-03-13 15:23:28 och omfattar 4,3 ha.</w:t>
+        <w:t>Detta dokument behandlar höga naturvärden i avverkningsanmälan A 13525-2026 i Torsby kommun som inkom 2026-03-13 och omfattar 4,3 ha.</w:t>
       </w:r>
     </w:p>
     <w:p>
@@ -191,12 +191,15 @@
     </w:p>
     <w:p>
       <w:r>
-        <w:t>I avverkningsanmälan har följande 9 naturvårdsarter hittats: dvärgbägarlav (NT), garnlav (NT), kolflarnlav (NT), kortskaftad ärgspik (NT), mörk kolflarnlav (NT), vedflamlav (NT), vedskivlav (NT), nästlav (S) och skuggblåslav (S). Av dessa är 7 rödlistade. För rödlistade arter har rödlistekategorin angivits inom parentes. Arter som är signalarter enligt Skogsstyrelsen har markerats med (S).</w:t>
+        <w:t>I och inom 23 meter från avverkningsanmälan har följande 9 naturvårdsarter hittats: garnlav (VU, T), dvärgbägarlav (NT, T), kolflarnlav (NT, T), kortskaftad ärgspik (NT), mörk kolflarnlav (NT), skuggblåslav (NT, T), vedflamlav (NT), vedskivlav (NT, T) och nästlav (S, T). Av dessa är 8 rödlistade. För rödlistade arter har rödlistekategorin angivits inom parentes. Arter som är signalarter enligt Skogsstyrelsen har markerats med (S). Typiska arter inom Natura 2000 som är kopplade till skogsekosystem har markerats med (T).</w:t>
       </w:r>
     </w:p>
     <w:p>
       <w:r>
-        <w:t>De påträffade naturvårdsarterna är ett tydligt kvitto på att detta rör sig om en skog med höga naturvärden. I Figur 1 visas en karta över det avverkningsanmälda området, där samtliga fyndplatser för naturvårdsarter som finns registrerade på Artportalen har markerats.</w:t>
+        <w:t>De påträffade naturvårdsarterna är ett tydligt kvitto på att det rör sig om en skog med höga naturvärden.</w:t>
+      </w:r>
+      <w:r>
+        <w:t xml:space="preserve"> I Figur 1 visas fyndplatser för naturvårdsarter i området, som finns registrerade på Artportalen.</w:t>
       </w:r>
     </w:p>
     <w:p>
@@ -206,7 +209,7 @@
       <w:r>
         <w:drawing>
           <wp:inline xmlns:a="http://schemas.openxmlformats.org/drawingml/2006/main" xmlns:pic="http://schemas.openxmlformats.org/drawingml/2006/picture">
-            <wp:extent cx="5486400" cy="5129079"/>
+            <wp:extent cx="5486400" cy="5030064"/>
             <wp:docPr id="1" name="Picture 1"/>
             <wp:cNvGraphicFramePr>
               <a:graphicFrameLocks noChangeAspect="1"/>
@@ -227,7 +230,7 @@
                   <pic:spPr>
                     <a:xfrm>
                       <a:off x="0" y="0"/>
-                      <a:ext cx="5486400" cy="5129079"/>
+                      <a:ext cx="5486400" cy="5030064"/>
                     </a:xfrm>
                     <a:prstGeom prst="rect"/>
                   </pic:spPr>
@@ -241,9 +244,10 @@
     <w:p>
       <w:pPr>
         <w:pStyle w:val="Caption"/>
+        <w:spacing w:after="240"/>
       </w:pPr>
       <w:r>
-        <w:t>Figur 1. Fyndplatser för naturvårdsarter i det avverkningsanmälda området (röd linje). Markörer utan svart kant är placerade på fyndplatsen. Markörer med svart kant är placerade vid sidan av fyndplatsen och har ett svart streck som visar fyndplatsens exakta position. Kartans mittpunktskoordinat är N 6710115, E 410978 i SWEREF 99 TM.</w:t>
+        <w:t>Figur 1. Fyndplatser för naturvårdsarter i och inom 23 meter från avverkningsanmälan (röd linje). Markörer utan svart kant är placerade på fyndplatsen. Markörer med svart kant är placerade vid sidan av fyndplatsen och har ett svart streck som visar fyndplatsens exakta position. Kartans mittpunktskoordinat är N 6710115, E 410978 i SWEREF 99 TM.</w:t>
       </w:r>
     </w:p>
     <w:p>
@@ -507,7 +511,7 @@
         <w:rPr>
           <w:i/>
         </w:rPr>
-        <w:t>I det avverkningsanmälda skogsområdet har 9 naturvårdsarter varav 7 rödlistade arter sina livsmiljöer och växtplatser.</w:t>
+        <w:t>I det avverkningsanmälda skogsområdet har 9 naturvårdsarter varav 8 rödlistade arter sina livsmiljöer och växtplatser.</w:t>
       </w:r>
     </w:p>
     <w:p>
@@ -712,7 +716,7 @@
 </file>
 
 <file path=word/endnotes.xml><?xml version="1.0" encoding="utf-8"?>
-<w:endnotes xmlns:wpc="http://schemas.microsoft.com/office/word/2010/wordprocessingCanvas" xmlns:cx="http://schemas.microsoft.com/office/drawing/2014/chartex" xmlns:cx1="http://schemas.microsoft.com/office/drawing/2015/9/8/chartex" xmlns:cx2="http://schemas.microsoft.com/office/drawing/2015/10/21/chartex" xmlns:cx3="http://schemas.microsoft.com/office/drawing/2016/5/9/chartex" xmlns:cx4="http://schemas.microsoft.com/office/drawing/2016/5/10/chartex" xmlns:cx5="http://schemas.microsoft.com/office/drawing/2016/5/11/chartex" xmlns:cx6="http://schemas.microsoft.com/office/drawing/2016/5/12/chartex" xmlns:cx7="http://schemas.microsoft.com/office/drawing/2016/5/13/chartex" xmlns:cx8="http://schemas.microsoft.com/office/drawing/2016/5/14/chartex" xmlns:mc="http://schemas.openxmlformats.org/markup-compatibility/2006" xmlns:aink="http://schemas.microsoft.com/office/drawing/2016/ink" xmlns:am3d="http://schemas.microsoft.com/office/drawing/2017/model3d" xmlns:o="urn:schemas-microsoft-com:office:office" xmlns:oel="http://schemas.microsoft.com/office/2019/extlst" xmlns:r="http://schemas.openxmlformats.org/officeDocument/2006/relationships" xmlns:m="http://schemas.openxmlformats.org/officeDocument/2006/math" xmlns:v="urn:schemas-microsoft-com:vml" xmlns:wp14="http://schemas.microsoft.com/office/word/2010/wordprocessingDrawing" xmlns:wp="http://schemas.openxmlformats.org/drawingml/2006/wordprocessingDrawing" xmlns:w10="urn:schemas-microsoft-com:office:word" xmlns:w="http://schemas.openxmlformats.org/wordprocessingml/2006/main" xmlns:w14="http://schemas.microsoft.com/office/word/2010/wordml" xmlns:w15="http://schemas.microsoft.com/office/word/2012/wordml" xmlns:w16cex="http://schemas.microsoft.com/office/word/2018/wordml/cex" xmlns:w16cid="http://schemas.microsoft.com/office/word/2016/wordml/cid" xmlns:w16="http://schemas.microsoft.com/office/word/2018/wordml" xmlns:w16sdtdh="http://schemas.microsoft.com/office/word/2020/wordml/sdtdatahash" xmlns:w16se="http://schemas.microsoft.com/office/word/2015/wordml/symex" xmlns:wpg="http://schemas.microsoft.com/office/word/2010/wordprocessingGroup" xmlns:wpi="http://schemas.microsoft.com/office/word/2010/wordprocessingInk" xmlns:wne="http://schemas.microsoft.com/office/word/2006/wordml" xmlns:wps="http://schemas.microsoft.com/office/word/2010/wordprocessingShape" mc:Ignorable="w14 w15 w16se w16cid w16 w16cex w16sdtdh wp14">
+<w:endnotes xmlns:wpc="http://schemas.microsoft.com/office/word/2010/wordprocessingCanvas" xmlns:cx="http://schemas.microsoft.com/office/drawing/2014/chartex" xmlns:cx1="http://schemas.microsoft.com/office/drawing/2015/9/8/chartex" xmlns:cx2="http://schemas.microsoft.com/office/drawing/2015/10/21/chartex" xmlns:cx3="http://schemas.microsoft.com/office/drawing/2016/5/9/chartex" xmlns:cx4="http://schemas.microsoft.com/office/drawing/2016/5/10/chartex" xmlns:cx5="http://schemas.microsoft.com/office/drawing/2016/5/11/chartex" xmlns:cx6="http://schemas.microsoft.com/office/drawing/2016/5/12/chartex" xmlns:cx7="http://schemas.microsoft.com/office/drawing/2016/5/13/chartex" xmlns:cx8="http://schemas.microsoft.com/office/drawing/2016/5/14/chartex" xmlns:mc="http://schemas.openxmlformats.org/markup-compatibility/2006" xmlns:aink="http://schemas.microsoft.com/office/drawing/2016/ink" xmlns:am3d="http://schemas.microsoft.com/office/drawing/2017/model3d" xmlns:o="urn:schemas-microsoft-com:office:office" xmlns:oel="http://schemas.microsoft.com/office/2019/extlst" xmlns:r="http://schemas.openxmlformats.org/officeDocument/2006/relationships" xmlns:m="http://schemas.openxmlformats.org/officeDocument/2006/math" xmlns:v="urn:schemas-microsoft-com:vml" xmlns:wp14="http://schemas.microsoft.com/office/word/2010/wordprocessingDrawing" xmlns:wp="http://schemas.openxmlformats.org/drawingml/2006/wordprocessingDrawing" xmlns:w10="urn:schemas-microsoft-com:office:word" xmlns:w="http://schemas.openxmlformats.org/wordprocessingml/2006/main" xmlns:w14="http://schemas.microsoft.com/office/word/2010/wordml" xmlns:w15="http://schemas.microsoft.com/office/word/2012/wordml" xmlns:w16cex="http://schemas.microsoft.com/office/word/2018/wordml/cex" xmlns:w16cid="http://schemas.microsoft.com/office/word/2016/wordml/cid" xmlns:w16="http://schemas.microsoft.com/office/word/2018/wordml" xmlns:w16du="http://schemas.microsoft.com/office/word/2023/wordml/word16du" xmlns:w16sdtdh="http://schemas.microsoft.com/office/word/2020/wordml/sdtdatahash" xmlns:w16sdtfl="http://schemas.microsoft.com/office/word/2024/wordml/sdtformatlock" xmlns:w16se="http://schemas.microsoft.com/office/word/2015/wordml/symex" xmlns:wpg="http://schemas.microsoft.com/office/word/2010/wordprocessingGroup" xmlns:wpi="http://schemas.microsoft.com/office/word/2010/wordprocessingInk" xmlns:wne="http://schemas.microsoft.com/office/word/2006/wordml" xmlns:wps="http://schemas.microsoft.com/office/word/2010/wordprocessingShape" mc:Ignorable="w14 w15 w16se w16cid w16 w16cex w16sdtdh w16sdtfl w16du wp14">
   <w:endnote w:type="separator" w:id="-1">
     <w:p>
       <w:pPr>
@@ -737,7 +741,7 @@
 </file>
 
 <file path=word/footer1.xml><?xml version="1.0" encoding="utf-8"?>
-<w:ftr xmlns:wpc="http://schemas.microsoft.com/office/word/2010/wordprocessingCanvas" xmlns:cx="http://schemas.microsoft.com/office/drawing/2014/chartex" xmlns:cx1="http://schemas.microsoft.com/office/drawing/2015/9/8/chartex" xmlns:cx2="http://schemas.microsoft.com/office/drawing/2015/10/21/chartex" xmlns:cx3="http://schemas.microsoft.com/office/drawing/2016/5/9/chartex" xmlns:cx4="http://schemas.microsoft.com/office/drawing/2016/5/10/chartex" xmlns:cx5="http://schemas.microsoft.com/office/drawing/2016/5/11/chartex" xmlns:cx6="http://schemas.microsoft.com/office/drawing/2016/5/12/chartex" xmlns:cx7="http://schemas.microsoft.com/office/drawing/2016/5/13/chartex" xmlns:cx8="http://schemas.microsoft.com/office/drawing/2016/5/14/chartex" xmlns:mc="http://schemas.openxmlformats.org/markup-compatibility/2006" xmlns:aink="http://schemas.microsoft.com/office/drawing/2016/ink" xmlns:am3d="http://schemas.microsoft.com/office/drawing/2017/model3d" xmlns:o="urn:schemas-microsoft-com:office:office" xmlns:oel="http://schemas.microsoft.com/office/2019/extlst" xmlns:r="http://schemas.openxmlformats.org/officeDocument/2006/relationships" xmlns:m="http://schemas.openxmlformats.org/officeDocument/2006/math" xmlns:v="urn:schemas-microsoft-com:vml" xmlns:wp14="http://schemas.microsoft.com/office/word/2010/wordprocessingDrawing" xmlns:wp="http://schemas.openxmlformats.org/drawingml/2006/wordprocessingDrawing" xmlns:w10="urn:schemas-microsoft-com:office:word" xmlns:w="http://schemas.openxmlformats.org/wordprocessingml/2006/main" xmlns:w14="http://schemas.microsoft.com/office/word/2010/wordml" xmlns:w15="http://schemas.microsoft.com/office/word/2012/wordml" xmlns:w16cex="http://schemas.microsoft.com/office/word/2018/wordml/cex" xmlns:w16cid="http://schemas.microsoft.com/office/word/2016/wordml/cid" xmlns:w16="http://schemas.microsoft.com/office/word/2018/wordml" xmlns:w16sdtdh="http://schemas.microsoft.com/office/word/2020/wordml/sdtdatahash" xmlns:w16se="http://schemas.microsoft.com/office/word/2015/wordml/symex" xmlns:wpg="http://schemas.microsoft.com/office/word/2010/wordprocessingGroup" xmlns:wpi="http://schemas.microsoft.com/office/word/2010/wordprocessingInk" xmlns:wne="http://schemas.microsoft.com/office/word/2006/wordml" xmlns:wps="http://schemas.microsoft.com/office/word/2010/wordprocessingShape" mc:Ignorable="w14 w15 w16se w16cid w16 w16cex w16sdtdh wp14">
+<w:ftr xmlns:wpc="http://schemas.microsoft.com/office/word/2010/wordprocessingCanvas" xmlns:cx="http://schemas.microsoft.com/office/drawing/2014/chartex" xmlns:cx1="http://schemas.microsoft.com/office/drawing/2015/9/8/chartex" xmlns:cx2="http://schemas.microsoft.com/office/drawing/2015/10/21/chartex" xmlns:cx3="http://schemas.microsoft.com/office/drawing/2016/5/9/chartex" xmlns:cx4="http://schemas.microsoft.com/office/drawing/2016/5/10/chartex" xmlns:cx5="http://schemas.microsoft.com/office/drawing/2016/5/11/chartex" xmlns:cx6="http://schemas.microsoft.com/office/drawing/2016/5/12/chartex" xmlns:cx7="http://schemas.microsoft.com/office/drawing/2016/5/13/chartex" xmlns:cx8="http://schemas.microsoft.com/office/drawing/2016/5/14/chartex" xmlns:mc="http://schemas.openxmlformats.org/markup-compatibility/2006" xmlns:aink="http://schemas.microsoft.com/office/drawing/2016/ink" xmlns:am3d="http://schemas.microsoft.com/office/drawing/2017/model3d" xmlns:o="urn:schemas-microsoft-com:office:office" xmlns:oel="http://schemas.microsoft.com/office/2019/extlst" xmlns:r="http://schemas.openxmlformats.org/officeDocument/2006/relationships" xmlns:m="http://schemas.openxmlformats.org/officeDocument/2006/math" xmlns:v="urn:schemas-microsoft-com:vml" xmlns:wp14="http://schemas.microsoft.com/office/word/2010/wordprocessingDrawing" xmlns:wp="http://schemas.openxmlformats.org/drawingml/2006/wordprocessingDrawing" xmlns:w10="urn:schemas-microsoft-com:office:word" xmlns:w="http://schemas.openxmlformats.org/wordprocessingml/2006/main" xmlns:w14="http://schemas.microsoft.com/office/word/2010/wordml" xmlns:w15="http://schemas.microsoft.com/office/word/2012/wordml" xmlns:w16cex="http://schemas.microsoft.com/office/word/2018/wordml/cex" xmlns:w16cid="http://schemas.microsoft.com/office/word/2016/wordml/cid" xmlns:w16="http://schemas.microsoft.com/office/word/2018/wordml" xmlns:w16du="http://schemas.microsoft.com/office/word/2023/wordml/word16du" xmlns:w16sdtdh="http://schemas.microsoft.com/office/word/2020/wordml/sdtdatahash" xmlns:w16sdtfl="http://schemas.microsoft.com/office/word/2024/wordml/sdtformatlock" xmlns:w16se="http://schemas.microsoft.com/office/word/2015/wordml/symex" xmlns:wpg="http://schemas.microsoft.com/office/word/2010/wordprocessingGroup" xmlns:wpi="http://schemas.microsoft.com/office/word/2010/wordprocessingInk" xmlns:wne="http://schemas.microsoft.com/office/word/2006/wordml" xmlns:wps="http://schemas.microsoft.com/office/word/2010/wordprocessingShape" mc:Ignorable="w14 w15 w16se w16cid w16 w16cex w16sdtdh w16sdtfl w16du wp14">
   <w:p>
     <w:pPr>
       <w:pStyle w:val="Footer"/>
@@ -747,7 +751,7 @@
 </file>
 
 <file path=word/footer2.xml><?xml version="1.0" encoding="utf-8"?>
-<w:ftr xmlns:wpc="http://schemas.microsoft.com/office/word/2010/wordprocessingCanvas" xmlns:cx="http://schemas.microsoft.com/office/drawing/2014/chartex" xmlns:cx1="http://schemas.microsoft.com/office/drawing/2015/9/8/chartex" xmlns:cx2="http://schemas.microsoft.com/office/drawing/2015/10/21/chartex" xmlns:cx3="http://schemas.microsoft.com/office/drawing/2016/5/9/chartex" xmlns:cx4="http://schemas.microsoft.com/office/drawing/2016/5/10/chartex" xmlns:cx5="http://schemas.microsoft.com/office/drawing/2016/5/11/chartex" xmlns:cx6="http://schemas.microsoft.com/office/drawing/2016/5/12/chartex" xmlns:cx7="http://schemas.microsoft.com/office/drawing/2016/5/13/chartex" xmlns:cx8="http://schemas.microsoft.com/office/drawing/2016/5/14/chartex" xmlns:mc="http://schemas.openxmlformats.org/markup-compatibility/2006" xmlns:aink="http://schemas.microsoft.com/office/drawing/2016/ink" xmlns:am3d="http://schemas.microsoft.com/office/drawing/2017/model3d" xmlns:o="urn:schemas-microsoft-com:office:office" xmlns:oel="http://schemas.microsoft.com/office/2019/extlst" xmlns:r="http://schemas.openxmlformats.org/officeDocument/2006/relationships" xmlns:m="http://schemas.openxmlformats.org/officeDocument/2006/math" xmlns:v="urn:schemas-microsoft-com:vml" xmlns:wp14="http://schemas.microsoft.com/office/word/2010/wordprocessingDrawing" xmlns:wp="http://schemas.openxmlformats.org/drawingml/2006/wordprocessingDrawing" xmlns:w10="urn:schemas-microsoft-com:office:word" xmlns:w="http://schemas.openxmlformats.org/wordprocessingml/2006/main" xmlns:w14="http://schemas.microsoft.com/office/word/2010/wordml" xmlns:w15="http://schemas.microsoft.com/office/word/2012/wordml" xmlns:w16cex="http://schemas.microsoft.com/office/word/2018/wordml/cex" xmlns:w16cid="http://schemas.microsoft.com/office/word/2016/wordml/cid" xmlns:w16="http://schemas.microsoft.com/office/word/2018/wordml" xmlns:w16sdtdh="http://schemas.microsoft.com/office/word/2020/wordml/sdtdatahash" xmlns:w16se="http://schemas.microsoft.com/office/word/2015/wordml/symex" xmlns:wpg="http://schemas.microsoft.com/office/word/2010/wordprocessingGroup" xmlns:wpi="http://schemas.microsoft.com/office/word/2010/wordprocessingInk" xmlns:wne="http://schemas.microsoft.com/office/word/2006/wordml" xmlns:wps="http://schemas.microsoft.com/office/word/2010/wordprocessingShape" mc:Ignorable="w14 w15 w16se w16cid w16 w16cex w16sdtdh wp14">
+<w:ftr xmlns:wpc="http://schemas.microsoft.com/office/word/2010/wordprocessingCanvas" xmlns:cx="http://schemas.microsoft.com/office/drawing/2014/chartex" xmlns:cx1="http://schemas.microsoft.com/office/drawing/2015/9/8/chartex" xmlns:cx2="http://schemas.microsoft.com/office/drawing/2015/10/21/chartex" xmlns:cx3="http://schemas.microsoft.com/office/drawing/2016/5/9/chartex" xmlns:cx4="http://schemas.microsoft.com/office/drawing/2016/5/10/chartex" xmlns:cx5="http://schemas.microsoft.com/office/drawing/2016/5/11/chartex" xmlns:cx6="http://schemas.microsoft.com/office/drawing/2016/5/12/chartex" xmlns:cx7="http://schemas.microsoft.com/office/drawing/2016/5/13/chartex" xmlns:cx8="http://schemas.microsoft.com/office/drawing/2016/5/14/chartex" xmlns:mc="http://schemas.openxmlformats.org/markup-compatibility/2006" xmlns:aink="http://schemas.microsoft.com/office/drawing/2016/ink" xmlns:am3d="http://schemas.microsoft.com/office/drawing/2017/model3d" xmlns:o="urn:schemas-microsoft-com:office:office" xmlns:oel="http://schemas.microsoft.com/office/2019/extlst" xmlns:r="http://schemas.openxmlformats.org/officeDocument/2006/relationships" xmlns:m="http://schemas.openxmlformats.org/officeDocument/2006/math" xmlns:v="urn:schemas-microsoft-com:vml" xmlns:wp14="http://schemas.microsoft.com/office/word/2010/wordprocessingDrawing" xmlns:wp="http://schemas.openxmlformats.org/drawingml/2006/wordprocessingDrawing" xmlns:w10="urn:schemas-microsoft-com:office:word" xmlns:w="http://schemas.openxmlformats.org/wordprocessingml/2006/main" xmlns:w14="http://schemas.microsoft.com/office/word/2010/wordml" xmlns:w15="http://schemas.microsoft.com/office/word/2012/wordml" xmlns:w16cex="http://schemas.microsoft.com/office/word/2018/wordml/cex" xmlns:w16cid="http://schemas.microsoft.com/office/word/2016/wordml/cid" xmlns:w16="http://schemas.microsoft.com/office/word/2018/wordml" xmlns:w16du="http://schemas.microsoft.com/office/word/2023/wordml/word16du" xmlns:w16sdtdh="http://schemas.microsoft.com/office/word/2020/wordml/sdtdatahash" xmlns:w16sdtfl="http://schemas.microsoft.com/office/word/2024/wordml/sdtformatlock" xmlns:w16se="http://schemas.microsoft.com/office/word/2015/wordml/symex" xmlns:wpg="http://schemas.microsoft.com/office/word/2010/wordprocessingGroup" xmlns:wpi="http://schemas.microsoft.com/office/word/2010/wordprocessingInk" xmlns:wne="http://schemas.microsoft.com/office/word/2006/wordml" xmlns:wps="http://schemas.microsoft.com/office/word/2010/wordprocessingShape" mc:Ignorable="w14 w15 w16se w16cid w16 w16cex w16sdtdh w16sdtfl w16du wp14">
   <w:p>
     <w:pPr>
       <w:pStyle w:val="Footer"/>
@@ -757,7 +761,7 @@
 </file>
 
 <file path=word/footer3.xml><?xml version="1.0" encoding="utf-8"?>
-<w:ftr xmlns:wpc="http://schemas.microsoft.com/office/word/2010/wordprocessingCanvas" xmlns:cx="http://schemas.microsoft.com/office/drawing/2014/chartex" xmlns:cx1="http://schemas.microsoft.com/office/drawing/2015/9/8/chartex" xmlns:cx2="http://schemas.microsoft.com/office/drawing/2015/10/21/chartex" xmlns:cx3="http://schemas.microsoft.com/office/drawing/2016/5/9/chartex" xmlns:cx4="http://schemas.microsoft.com/office/drawing/2016/5/10/chartex" xmlns:cx5="http://schemas.microsoft.com/office/drawing/2016/5/11/chartex" xmlns:cx6="http://schemas.microsoft.com/office/drawing/2016/5/12/chartex" xmlns:cx7="http://schemas.microsoft.com/office/drawing/2016/5/13/chartex" xmlns:cx8="http://schemas.microsoft.com/office/drawing/2016/5/14/chartex" xmlns:mc="http://schemas.openxmlformats.org/markup-compatibility/2006" xmlns:aink="http://schemas.microsoft.com/office/drawing/2016/ink" xmlns:am3d="http://schemas.microsoft.com/office/drawing/2017/model3d" xmlns:o="urn:schemas-microsoft-com:office:office" xmlns:oel="http://schemas.microsoft.com/office/2019/extlst" xmlns:r="http://schemas.openxmlformats.org/officeDocument/2006/relationships" xmlns:m="http://schemas.openxmlformats.org/officeDocument/2006/math" xmlns:v="urn:schemas-microsoft-com:vml" xmlns:wp14="http://schemas.microsoft.com/office/word/2010/wordprocessingDrawing" xmlns:wp="http://schemas.openxmlformats.org/drawingml/2006/wordprocessingDrawing" xmlns:w10="urn:schemas-microsoft-com:office:word" xmlns:w="http://schemas.openxmlformats.org/wordprocessingml/2006/main" xmlns:w14="http://schemas.microsoft.com/office/word/2010/wordml" xmlns:w15="http://schemas.microsoft.com/office/word/2012/wordml" xmlns:w16cex="http://schemas.microsoft.com/office/word/2018/wordml/cex" xmlns:w16cid="http://schemas.microsoft.com/office/word/2016/wordml/cid" xmlns:w16="http://schemas.microsoft.com/office/word/2018/wordml" xmlns:w16sdtdh="http://schemas.microsoft.com/office/word/2020/wordml/sdtdatahash" xmlns:w16se="http://schemas.microsoft.com/office/word/2015/wordml/symex" xmlns:wpg="http://schemas.microsoft.com/office/word/2010/wordprocessingGroup" xmlns:wpi="http://schemas.microsoft.com/office/word/2010/wordprocessingInk" xmlns:wne="http://schemas.microsoft.com/office/word/2006/wordml" xmlns:wps="http://schemas.microsoft.com/office/word/2010/wordprocessingShape" mc:Ignorable="w14 w15 w16se w16cid w16 w16cex w16sdtdh wp14">
+<w:ftr xmlns:wpc="http://schemas.microsoft.com/office/word/2010/wordprocessingCanvas" xmlns:cx="http://schemas.microsoft.com/office/drawing/2014/chartex" xmlns:cx1="http://schemas.microsoft.com/office/drawing/2015/9/8/chartex" xmlns:cx2="http://schemas.microsoft.com/office/drawing/2015/10/21/chartex" xmlns:cx3="http://schemas.microsoft.com/office/drawing/2016/5/9/chartex" xmlns:cx4="http://schemas.microsoft.com/office/drawing/2016/5/10/chartex" xmlns:cx5="http://schemas.microsoft.com/office/drawing/2016/5/11/chartex" xmlns:cx6="http://schemas.microsoft.com/office/drawing/2016/5/12/chartex" xmlns:cx7="http://schemas.microsoft.com/office/drawing/2016/5/13/chartex" xmlns:cx8="http://schemas.microsoft.com/office/drawing/2016/5/14/chartex" xmlns:mc="http://schemas.openxmlformats.org/markup-compatibility/2006" xmlns:aink="http://schemas.microsoft.com/office/drawing/2016/ink" xmlns:am3d="http://schemas.microsoft.com/office/drawing/2017/model3d" xmlns:o="urn:schemas-microsoft-com:office:office" xmlns:oel="http://schemas.microsoft.com/office/2019/extlst" xmlns:r="http://schemas.openxmlformats.org/officeDocument/2006/relationships" xmlns:m="http://schemas.openxmlformats.org/officeDocument/2006/math" xmlns:v="urn:schemas-microsoft-com:vml" xmlns:wp14="http://schemas.microsoft.com/office/word/2010/wordprocessingDrawing" xmlns:wp="http://schemas.openxmlformats.org/drawingml/2006/wordprocessingDrawing" xmlns:w10="urn:schemas-microsoft-com:office:word" xmlns:w="http://schemas.openxmlformats.org/wordprocessingml/2006/main" xmlns:w14="http://schemas.microsoft.com/office/word/2010/wordml" xmlns:w15="http://schemas.microsoft.com/office/word/2012/wordml" xmlns:w16cex="http://schemas.microsoft.com/office/word/2018/wordml/cex" xmlns:w16cid="http://schemas.microsoft.com/office/word/2016/wordml/cid" xmlns:w16="http://schemas.microsoft.com/office/word/2018/wordml" xmlns:w16du="http://schemas.microsoft.com/office/word/2023/wordml/word16du" xmlns:w16sdtdh="http://schemas.microsoft.com/office/word/2020/wordml/sdtdatahash" xmlns:w16sdtfl="http://schemas.microsoft.com/office/word/2024/wordml/sdtformatlock" xmlns:w16se="http://schemas.microsoft.com/office/word/2015/wordml/symex" xmlns:wpg="http://schemas.microsoft.com/office/word/2010/wordprocessingGroup" xmlns:wpi="http://schemas.microsoft.com/office/word/2010/wordprocessingInk" xmlns:wne="http://schemas.microsoft.com/office/word/2006/wordml" xmlns:wps="http://schemas.microsoft.com/office/word/2010/wordprocessingShape" mc:Ignorable="w14 w15 w16se w16cid w16 w16cex w16sdtdh w16sdtfl w16du wp14">
   <w:p>
     <w:pPr>
       <w:pStyle w:val="Footer"/>
@@ -767,7 +771,7 @@
 </file>
 
 <file path=word/footnotes.xml><?xml version="1.0" encoding="utf-8"?>
-<w:footnotes xmlns:wpc="http://schemas.microsoft.com/office/word/2010/wordprocessingCanvas" xmlns:cx="http://schemas.microsoft.com/office/drawing/2014/chartex" xmlns:cx1="http://schemas.microsoft.com/office/drawing/2015/9/8/chartex" xmlns:cx2="http://schemas.microsoft.com/office/drawing/2015/10/21/chartex" xmlns:cx3="http://schemas.microsoft.com/office/drawing/2016/5/9/chartex" xmlns:cx4="http://schemas.microsoft.com/office/drawing/2016/5/10/chartex" xmlns:cx5="http://schemas.microsoft.com/office/drawing/2016/5/11/chartex" xmlns:cx6="http://schemas.microsoft.com/office/drawing/2016/5/12/chartex" xmlns:cx7="http://schemas.microsoft.com/office/drawing/2016/5/13/chartex" xmlns:cx8="http://schemas.microsoft.com/office/drawing/2016/5/14/chartex" xmlns:mc="http://schemas.openxmlformats.org/markup-compatibility/2006" xmlns:aink="http://schemas.microsoft.com/office/drawing/2016/ink" xmlns:am3d="http://schemas.microsoft.com/office/drawing/2017/model3d" xmlns:o="urn:schemas-microsoft-com:office:office" xmlns:oel="http://schemas.microsoft.com/office/2019/extlst" xmlns:r="http://schemas.openxmlformats.org/officeDocument/2006/relationships" xmlns:m="http://schemas.openxmlformats.org/officeDocument/2006/math" xmlns:v="urn:schemas-microsoft-com:vml" xmlns:wp14="http://schemas.microsoft.com/office/word/2010/wordprocessingDrawing" xmlns:wp="http://schemas.openxmlformats.org/drawingml/2006/wordprocessingDrawing" xmlns:w10="urn:schemas-microsoft-com:office:word" xmlns:w="http://schemas.openxmlformats.org/wordprocessingml/2006/main" xmlns:w14="http://schemas.microsoft.com/office/word/2010/wordml" xmlns:w15="http://schemas.microsoft.com/office/word/2012/wordml" xmlns:w16cex="http://schemas.microsoft.com/office/word/2018/wordml/cex" xmlns:w16cid="http://schemas.microsoft.com/office/word/2016/wordml/cid" xmlns:w16="http://schemas.microsoft.com/office/word/2018/wordml" xmlns:w16sdtdh="http://schemas.microsoft.com/office/word/2020/wordml/sdtdatahash" xmlns:w16se="http://schemas.microsoft.com/office/word/2015/wordml/symex" xmlns:wpg="http://schemas.microsoft.com/office/word/2010/wordprocessingGroup" xmlns:wpi="http://schemas.microsoft.com/office/word/2010/wordprocessingInk" xmlns:wne="http://schemas.microsoft.com/office/word/2006/wordml" xmlns:wps="http://schemas.microsoft.com/office/word/2010/wordprocessingShape" mc:Ignorable="w14 w15 w16se w16cid w16 w16cex w16sdtdh wp14">
+<w:footnotes xmlns:wpc="http://schemas.microsoft.com/office/word/2010/wordprocessingCanvas" xmlns:cx="http://schemas.microsoft.com/office/drawing/2014/chartex" xmlns:cx1="http://schemas.microsoft.com/office/drawing/2015/9/8/chartex" xmlns:cx2="http://schemas.microsoft.com/office/drawing/2015/10/21/chartex" xmlns:cx3="http://schemas.microsoft.com/office/drawing/2016/5/9/chartex" xmlns:cx4="http://schemas.microsoft.com/office/drawing/2016/5/10/chartex" xmlns:cx5="http://schemas.microsoft.com/office/drawing/2016/5/11/chartex" xmlns:cx6="http://schemas.microsoft.com/office/drawing/2016/5/12/chartex" xmlns:cx7="http://schemas.microsoft.com/office/drawing/2016/5/13/chartex" xmlns:cx8="http://schemas.microsoft.com/office/drawing/2016/5/14/chartex" xmlns:mc="http://schemas.openxmlformats.org/markup-compatibility/2006" xmlns:aink="http://schemas.microsoft.com/office/drawing/2016/ink" xmlns:am3d="http://schemas.microsoft.com/office/drawing/2017/model3d" xmlns:o="urn:schemas-microsoft-com:office:office" xmlns:oel="http://schemas.microsoft.com/office/2019/extlst" xmlns:r="http://schemas.openxmlformats.org/officeDocument/2006/relationships" xmlns:m="http://schemas.openxmlformats.org/officeDocument/2006/math" xmlns:v="urn:schemas-microsoft-com:vml" xmlns:wp14="http://schemas.microsoft.com/office/word/2010/wordprocessingDrawing" xmlns:wp="http://schemas.openxmlformats.org/drawingml/2006/wordprocessingDrawing" xmlns:w10="urn:schemas-microsoft-com:office:word" xmlns:w="http://schemas.openxmlformats.org/wordprocessingml/2006/main" xmlns:w14="http://schemas.microsoft.com/office/word/2010/wordml" xmlns:w15="http://schemas.microsoft.com/office/word/2012/wordml" xmlns:w16cex="http://schemas.microsoft.com/office/word/2018/wordml/cex" xmlns:w16cid="http://schemas.microsoft.com/office/word/2016/wordml/cid" xmlns:w16="http://schemas.microsoft.com/office/word/2018/wordml" xmlns:w16du="http://schemas.microsoft.com/office/word/2023/wordml/word16du" xmlns:w16sdtdh="http://schemas.microsoft.com/office/word/2020/wordml/sdtdatahash" xmlns:w16sdtfl="http://schemas.microsoft.com/office/word/2024/wordml/sdtformatlock" xmlns:w16se="http://schemas.microsoft.com/office/word/2015/wordml/symex" xmlns:wpg="http://schemas.microsoft.com/office/word/2010/wordprocessingGroup" xmlns:wpi="http://schemas.microsoft.com/office/word/2010/wordprocessingInk" xmlns:wne="http://schemas.microsoft.com/office/word/2006/wordml" xmlns:wps="http://schemas.microsoft.com/office/word/2010/wordprocessingShape" mc:Ignorable="w14 w15 w16se w16cid w16 w16cex w16sdtdh w16sdtfl w16du wp14">
   <w:footnote w:type="separator" w:id="-1">
     <w:p>
       <w:pPr>
@@ -792,7 +796,7 @@
 </file>
 
 <file path=word/header1.xml><?xml version="1.0" encoding="utf-8"?>
-<w:hdr xmlns:wpc="http://schemas.microsoft.com/office/word/2010/wordprocessingCanvas" xmlns:cx="http://schemas.microsoft.com/office/drawing/2014/chartex" xmlns:cx1="http://schemas.microsoft.com/office/drawing/2015/9/8/chartex" xmlns:cx2="http://schemas.microsoft.com/office/drawing/2015/10/21/chartex" xmlns:cx3="http://schemas.microsoft.com/office/drawing/2016/5/9/chartex" xmlns:cx4="http://schemas.microsoft.com/office/drawing/2016/5/10/chartex" xmlns:cx5="http://schemas.microsoft.com/office/drawing/2016/5/11/chartex" xmlns:cx6="http://schemas.microsoft.com/office/drawing/2016/5/12/chartex" xmlns:cx7="http://schemas.microsoft.com/office/drawing/2016/5/13/chartex" xmlns:cx8="http://schemas.microsoft.com/office/drawing/2016/5/14/chartex" xmlns:mc="http://schemas.openxmlformats.org/markup-compatibility/2006" xmlns:aink="http://schemas.microsoft.com/office/drawing/2016/ink" xmlns:am3d="http://schemas.microsoft.com/office/drawing/2017/model3d" xmlns:o="urn:schemas-microsoft-com:office:office" xmlns:oel="http://schemas.microsoft.com/office/2019/extlst" xmlns:r="http://schemas.openxmlformats.org/officeDocument/2006/relationships" xmlns:m="http://schemas.openxmlformats.org/officeDocument/2006/math" xmlns:v="urn:schemas-microsoft-com:vml" xmlns:wp14="http://schemas.microsoft.com/office/word/2010/wordprocessingDrawing" xmlns:wp="http://schemas.openxmlformats.org/drawingml/2006/wordprocessingDrawing" xmlns:w10="urn:schemas-microsoft-com:office:word" xmlns:w="http://schemas.openxmlformats.org/wordprocessingml/2006/main" xmlns:w14="http://schemas.microsoft.com/office/word/2010/wordml" xmlns:w15="http://schemas.microsoft.com/office/word/2012/wordml" xmlns:w16cex="http://schemas.microsoft.com/office/word/2018/wordml/cex" xmlns:w16cid="http://schemas.microsoft.com/office/word/2016/wordml/cid" xmlns:w16="http://schemas.microsoft.com/office/word/2018/wordml" xmlns:w16sdtdh="http://schemas.microsoft.com/office/word/2020/wordml/sdtdatahash" xmlns:w16se="http://schemas.microsoft.com/office/word/2015/wordml/symex" xmlns:wpg="http://schemas.microsoft.com/office/word/2010/wordprocessingGroup" xmlns:wpi="http://schemas.microsoft.com/office/word/2010/wordprocessingInk" xmlns:wne="http://schemas.microsoft.com/office/word/2006/wordml" xmlns:wps="http://schemas.microsoft.com/office/word/2010/wordprocessingShape" mc:Ignorable="w14 w15 w16se w16cid w16 w16cex w16sdtdh wp14">
+<w:hdr xmlns:wpc="http://schemas.microsoft.com/office/word/2010/wordprocessingCanvas" xmlns:cx="http://schemas.microsoft.com/office/drawing/2014/chartex" xmlns:cx1="http://schemas.microsoft.com/office/drawing/2015/9/8/chartex" xmlns:cx2="http://schemas.microsoft.com/office/drawing/2015/10/21/chartex" xmlns:cx3="http://schemas.microsoft.com/office/drawing/2016/5/9/chartex" xmlns:cx4="http://schemas.microsoft.com/office/drawing/2016/5/10/chartex" xmlns:cx5="http://schemas.microsoft.com/office/drawing/2016/5/11/chartex" xmlns:cx6="http://schemas.microsoft.com/office/drawing/2016/5/12/chartex" xmlns:cx7="http://schemas.microsoft.com/office/drawing/2016/5/13/chartex" xmlns:cx8="http://schemas.microsoft.com/office/drawing/2016/5/14/chartex" xmlns:mc="http://schemas.openxmlformats.org/markup-compatibility/2006" xmlns:aink="http://schemas.microsoft.com/office/drawing/2016/ink" xmlns:am3d="http://schemas.microsoft.com/office/drawing/2017/model3d" xmlns:o="urn:schemas-microsoft-com:office:office" xmlns:oel="http://schemas.microsoft.com/office/2019/extlst" xmlns:r="http://schemas.openxmlformats.org/officeDocument/2006/relationships" xmlns:m="http://schemas.openxmlformats.org/officeDocument/2006/math" xmlns:v="urn:schemas-microsoft-com:vml" xmlns:wp14="http://schemas.microsoft.com/office/word/2010/wordprocessingDrawing" xmlns:wp="http://schemas.openxmlformats.org/drawingml/2006/wordprocessingDrawing" xmlns:w10="urn:schemas-microsoft-com:office:word" xmlns:w="http://schemas.openxmlformats.org/wordprocessingml/2006/main" xmlns:w14="http://schemas.microsoft.com/office/word/2010/wordml" xmlns:w15="http://schemas.microsoft.com/office/word/2012/wordml" xmlns:w16cex="http://schemas.microsoft.com/office/word/2018/wordml/cex" xmlns:w16cid="http://schemas.microsoft.com/office/word/2016/wordml/cid" xmlns:w16="http://schemas.microsoft.com/office/word/2018/wordml" xmlns:w16du="http://schemas.microsoft.com/office/word/2023/wordml/word16du" xmlns:w16sdtdh="http://schemas.microsoft.com/office/word/2020/wordml/sdtdatahash" xmlns:w16sdtfl="http://schemas.microsoft.com/office/word/2024/wordml/sdtformatlock" xmlns:w16se="http://schemas.microsoft.com/office/word/2015/wordml/symex" xmlns:wpg="http://schemas.microsoft.com/office/word/2010/wordprocessingGroup" xmlns:wpi="http://schemas.microsoft.com/office/word/2010/wordprocessingInk" xmlns:wne="http://schemas.microsoft.com/office/word/2006/wordml" xmlns:wps="http://schemas.microsoft.com/office/word/2010/wordprocessingShape" mc:Ignorable="w14 w15 w16se w16cid w16 w16cex w16sdtdh w16sdtfl w16du wp14">
   <w:p>
     <w:pPr>
       <w:pStyle w:val="Header"/>
@@ -802,7 +806,7 @@
 </file>
 
 <file path=word/header2.xml><?xml version="1.0" encoding="utf-8"?>
-<w:hdr xmlns:wpc="http://schemas.microsoft.com/office/word/2010/wordprocessingCanvas" xmlns:cx="http://schemas.microsoft.com/office/drawing/2014/chartex" xmlns:cx1="http://schemas.microsoft.com/office/drawing/2015/9/8/chartex" xmlns:cx2="http://schemas.microsoft.com/office/drawing/2015/10/21/chartex" xmlns:cx3="http://schemas.microsoft.com/office/drawing/2016/5/9/chartex" xmlns:cx4="http://schemas.microsoft.com/office/drawing/2016/5/10/chartex" xmlns:cx5="http://schemas.microsoft.com/office/drawing/2016/5/11/chartex" xmlns:cx6="http://schemas.microsoft.com/office/drawing/2016/5/12/chartex" xmlns:cx7="http://schemas.microsoft.com/office/drawing/2016/5/13/chartex" xmlns:cx8="http://schemas.microsoft.com/office/drawing/2016/5/14/chartex" xmlns:mc="http://schemas.openxmlformats.org/markup-compatibility/2006" xmlns:aink="http://schemas.microsoft.com/office/drawing/2016/ink" xmlns:am3d="http://schemas.microsoft.com/office/drawing/2017/model3d" xmlns:o="urn:schemas-microsoft-com:office:office" xmlns:oel="http://schemas.microsoft.com/office/2019/extlst" xmlns:r="http://schemas.openxmlformats.org/officeDocument/2006/relationships" xmlns:m="http://schemas.openxmlformats.org/officeDocument/2006/math" xmlns:v="urn:schemas-microsoft-com:vml" xmlns:wp14="http://schemas.microsoft.com/office/word/2010/wordprocessingDrawing" xmlns:wp="http://schemas.openxmlformats.org/drawingml/2006/wordprocessingDrawing" xmlns:w10="urn:schemas-microsoft-com:office:word" xmlns:w="http://schemas.openxmlformats.org/wordprocessingml/2006/main" xmlns:w14="http://schemas.microsoft.com/office/word/2010/wordml" xmlns:w15="http://schemas.microsoft.com/office/word/2012/wordml" xmlns:w16cex="http://schemas.microsoft.com/office/word/2018/wordml/cex" xmlns:w16cid="http://schemas.microsoft.com/office/word/2016/wordml/cid" xmlns:w16="http://schemas.microsoft.com/office/word/2018/wordml" xmlns:w16sdtdh="http://schemas.microsoft.com/office/word/2020/wordml/sdtdatahash" xmlns:w16se="http://schemas.microsoft.com/office/word/2015/wordml/symex" xmlns:wpg="http://schemas.microsoft.com/office/word/2010/wordprocessingGroup" xmlns:wpi="http://schemas.microsoft.com/office/word/2010/wordprocessingInk" xmlns:wne="http://schemas.microsoft.com/office/word/2006/wordml" xmlns:wps="http://schemas.microsoft.com/office/word/2010/wordprocessingShape" mc:Ignorable="w14 w15 w16se w16cid w16 w16cex w16sdtdh wp14">
+<w:hdr xmlns:wpc="http://schemas.microsoft.com/office/word/2010/wordprocessingCanvas" xmlns:cx="http://schemas.microsoft.com/office/drawing/2014/chartex" xmlns:cx1="http://schemas.microsoft.com/office/drawing/2015/9/8/chartex" xmlns:cx2="http://schemas.microsoft.com/office/drawing/2015/10/21/chartex" xmlns:cx3="http://schemas.microsoft.com/office/drawing/2016/5/9/chartex" xmlns:cx4="http://schemas.microsoft.com/office/drawing/2016/5/10/chartex" xmlns:cx5="http://schemas.microsoft.com/office/drawing/2016/5/11/chartex" xmlns:cx6="http://schemas.microsoft.com/office/drawing/2016/5/12/chartex" xmlns:cx7="http://schemas.microsoft.com/office/drawing/2016/5/13/chartex" xmlns:cx8="http://schemas.microsoft.com/office/drawing/2016/5/14/chartex" xmlns:mc="http://schemas.openxmlformats.org/markup-compatibility/2006" xmlns:aink="http://schemas.microsoft.com/office/drawing/2016/ink" xmlns:am3d="http://schemas.microsoft.com/office/drawing/2017/model3d" xmlns:o="urn:schemas-microsoft-com:office:office" xmlns:oel="http://schemas.microsoft.com/office/2019/extlst" xmlns:r="http://schemas.openxmlformats.org/officeDocument/2006/relationships" xmlns:m="http://schemas.openxmlformats.org/officeDocument/2006/math" xmlns:v="urn:schemas-microsoft-com:vml" xmlns:wp14="http://schemas.microsoft.com/office/word/2010/wordprocessingDrawing" xmlns:wp="http://schemas.openxmlformats.org/drawingml/2006/wordprocessingDrawing" xmlns:w10="urn:schemas-microsoft-com:office:word" xmlns:w="http://schemas.openxmlformats.org/wordprocessingml/2006/main" xmlns:w14="http://schemas.microsoft.com/office/word/2010/wordml" xmlns:w15="http://schemas.microsoft.com/office/word/2012/wordml" xmlns:w16cex="http://schemas.microsoft.com/office/word/2018/wordml/cex" xmlns:w16cid="http://schemas.microsoft.com/office/word/2016/wordml/cid" xmlns:w16="http://schemas.microsoft.com/office/word/2018/wordml" xmlns:w16du="http://schemas.microsoft.com/office/word/2023/wordml/word16du" xmlns:w16sdtdh="http://schemas.microsoft.com/office/word/2020/wordml/sdtdatahash" xmlns:w16sdtfl="http://schemas.microsoft.com/office/word/2024/wordml/sdtformatlock" xmlns:w16se="http://schemas.microsoft.com/office/word/2015/wordml/symex" xmlns:wpg="http://schemas.microsoft.com/office/word/2010/wordprocessingGroup" xmlns:wpi="http://schemas.microsoft.com/office/word/2010/wordprocessingInk" xmlns:wne="http://schemas.microsoft.com/office/word/2006/wordml" xmlns:wps="http://schemas.microsoft.com/office/word/2010/wordprocessingShape" mc:Ignorable="w14 w15 w16se w16cid w16 w16cex w16sdtdh w16sdtfl w16du wp14">
   <w:p>
     <w:pPr>
       <w:pStyle w:val="Header"/>
@@ -813,7 +817,7 @@
 </file>
 
 <file path=word/header3.xml><?xml version="1.0" encoding="utf-8"?>
-<w:hdr xmlns:wpc="http://schemas.microsoft.com/office/word/2010/wordprocessingCanvas" xmlns:cx="http://schemas.microsoft.com/office/drawing/2014/chartex" xmlns:cx1="http://schemas.microsoft.com/office/drawing/2015/9/8/chartex" xmlns:cx2="http://schemas.microsoft.com/office/drawing/2015/10/21/chartex" xmlns:cx3="http://schemas.microsoft.com/office/drawing/2016/5/9/chartex" xmlns:cx4="http://schemas.microsoft.com/office/drawing/2016/5/10/chartex" xmlns:cx5="http://schemas.microsoft.com/office/drawing/2016/5/11/chartex" xmlns:cx6="http://schemas.microsoft.com/office/drawing/2016/5/12/chartex" xmlns:cx7="http://schemas.microsoft.com/office/drawing/2016/5/13/chartex" xmlns:cx8="http://schemas.microsoft.com/office/drawing/2016/5/14/chartex" xmlns:mc="http://schemas.openxmlformats.org/markup-compatibility/2006" xmlns:aink="http://schemas.microsoft.com/office/drawing/2016/ink" xmlns:am3d="http://schemas.microsoft.com/office/drawing/2017/model3d" xmlns:o="urn:schemas-microsoft-com:office:office" xmlns:oel="http://schemas.microsoft.com/office/2019/extlst" xmlns:r="http://schemas.openxmlformats.org/officeDocument/2006/relationships" xmlns:m="http://schemas.openxmlformats.org/officeDocument/2006/math" xmlns:v="urn:schemas-microsoft-com:vml" xmlns:wp14="http://schemas.microsoft.com/office/word/2010/wordprocessingDrawing" xmlns:wp="http://schemas.openxmlformats.org/drawingml/2006/wordprocessingDrawing" xmlns:w10="urn:schemas-microsoft-com:office:word" xmlns:w="http://schemas.openxmlformats.org/wordprocessingml/2006/main" xmlns:w14="http://schemas.microsoft.com/office/word/2010/wordml" xmlns:w15="http://schemas.microsoft.com/office/word/2012/wordml" xmlns:w16cex="http://schemas.microsoft.com/office/word/2018/wordml/cex" xmlns:w16cid="http://schemas.microsoft.com/office/word/2016/wordml/cid" xmlns:w16="http://schemas.microsoft.com/office/word/2018/wordml" xmlns:w16sdtdh="http://schemas.microsoft.com/office/word/2020/wordml/sdtdatahash" xmlns:w16se="http://schemas.microsoft.com/office/word/2015/wordml/symex" xmlns:wpg="http://schemas.microsoft.com/office/word/2010/wordprocessingGroup" xmlns:wpi="http://schemas.microsoft.com/office/word/2010/wordprocessingInk" xmlns:wne="http://schemas.microsoft.com/office/word/2006/wordml" xmlns:wps="http://schemas.microsoft.com/office/word/2010/wordprocessingShape" mc:Ignorable="w14 w15 w16se w16cid w16 w16cex w16sdtdh wp14">
+<w:hdr xmlns:wpc="http://schemas.microsoft.com/office/word/2010/wordprocessingCanvas" xmlns:cx="http://schemas.microsoft.com/office/drawing/2014/chartex" xmlns:cx1="http://schemas.microsoft.com/office/drawing/2015/9/8/chartex" xmlns:cx2="http://schemas.microsoft.com/office/drawing/2015/10/21/chartex" xmlns:cx3="http://schemas.microsoft.com/office/drawing/2016/5/9/chartex" xmlns:cx4="http://schemas.microsoft.com/office/drawing/2016/5/10/chartex" xmlns:cx5="http://schemas.microsoft.com/office/drawing/2016/5/11/chartex" xmlns:cx6="http://schemas.microsoft.com/office/drawing/2016/5/12/chartex" xmlns:cx7="http://schemas.microsoft.com/office/drawing/2016/5/13/chartex" xmlns:cx8="http://schemas.microsoft.com/office/drawing/2016/5/14/chartex" xmlns:mc="http://schemas.openxmlformats.org/markup-compatibility/2006" xmlns:aink="http://schemas.microsoft.com/office/drawing/2016/ink" xmlns:am3d="http://schemas.microsoft.com/office/drawing/2017/model3d" xmlns:o="urn:schemas-microsoft-com:office:office" xmlns:oel="http://schemas.microsoft.com/office/2019/extlst" xmlns:r="http://schemas.openxmlformats.org/officeDocument/2006/relationships" xmlns:m="http://schemas.openxmlformats.org/officeDocument/2006/math" xmlns:v="urn:schemas-microsoft-com:vml" xmlns:wp14="http://schemas.microsoft.com/office/word/2010/wordprocessingDrawing" xmlns:wp="http://schemas.openxmlformats.org/drawingml/2006/wordprocessingDrawing" xmlns:w10="urn:schemas-microsoft-com:office:word" xmlns:w="http://schemas.openxmlformats.org/wordprocessingml/2006/main" xmlns:w14="http://schemas.microsoft.com/office/word/2010/wordml" xmlns:w15="http://schemas.microsoft.com/office/word/2012/wordml" xmlns:w16cex="http://schemas.microsoft.com/office/word/2018/wordml/cex" xmlns:w16cid="http://schemas.microsoft.com/office/word/2016/wordml/cid" xmlns:w16="http://schemas.microsoft.com/office/word/2018/wordml" xmlns:w16du="http://schemas.microsoft.com/office/word/2023/wordml/word16du" xmlns:w16sdtdh="http://schemas.microsoft.com/office/word/2020/wordml/sdtdatahash" xmlns:w16sdtfl="http://schemas.microsoft.com/office/word/2024/wordml/sdtformatlock" xmlns:w16se="http://schemas.microsoft.com/office/word/2015/wordml/symex" xmlns:wpg="http://schemas.microsoft.com/office/word/2010/wordprocessingGroup" xmlns:wpi="http://schemas.microsoft.com/office/word/2010/wordprocessingInk" xmlns:wne="http://schemas.microsoft.com/office/word/2006/wordml" xmlns:wps="http://schemas.microsoft.com/office/word/2010/wordprocessingShape" mc:Ignorable="w14 w15 w16se w16cid w16 w16cex w16sdtdh w16sdtfl w16du wp14">
   <w:p>
     <w:pPr>
       <w:pStyle w:val="Header"/>
@@ -822,7 +826,7 @@
     <w:r>
       <w:tab/>
       <w:tab/>
-      <w:t>2026-06-17</w:t>
+      <w:t>2026-06-18</w:t>
       <w:br/>
       <w:br/>
     </w:r>
@@ -839,7 +843,7 @@
 </file>
 
 <file path=word/numbering.xml><?xml version="1.0" encoding="utf-8"?>
-<w:numbering xmlns:wpc="http://schemas.microsoft.com/office/word/2010/wordprocessingCanvas" xmlns:cx="http://schemas.microsoft.com/office/drawing/2014/chartex" xmlns:cx1="http://schemas.microsoft.com/office/drawing/2015/9/8/chartex" xmlns:cx2="http://schemas.microsoft.com/office/drawing/2015/10/21/chartex" xmlns:cx3="http://schemas.microsoft.com/office/drawing/2016/5/9/chartex" xmlns:cx4="http://schemas.microsoft.com/office/drawing/2016/5/10/chartex" xmlns:cx5="http://schemas.microsoft.com/office/drawing/2016/5/11/chartex" xmlns:cx6="http://schemas.microsoft.com/office/drawing/2016/5/12/chartex" xmlns:cx7="http://schemas.microsoft.com/office/drawing/2016/5/13/chartex" xmlns:cx8="http://schemas.microsoft.com/office/drawing/2016/5/14/chartex" xmlns:mc="http://schemas.openxmlformats.org/markup-compatibility/2006" xmlns:aink="http://schemas.microsoft.com/office/drawing/2016/ink" xmlns:am3d="http://schemas.microsoft.com/office/drawing/2017/model3d" xmlns:o="urn:schemas-microsoft-com:office:office" xmlns:oel="http://schemas.microsoft.com/office/2019/extlst" xmlns:r="http://schemas.openxmlformats.org/officeDocument/2006/relationships" xmlns:m="http://schemas.openxmlformats.org/officeDocument/2006/math" xmlns:v="urn:schemas-microsoft-com:vml" xmlns:wp14="http://schemas.microsoft.com/office/word/2010/wordprocessingDrawing" xmlns:wp="http://schemas.openxmlformats.org/drawingml/2006/wordprocessingDrawing" xmlns:w10="urn:schemas-microsoft-com:office:word" xmlns:w="http://schemas.openxmlformats.org/wordprocessingml/2006/main" xmlns:w14="http://schemas.microsoft.com/office/word/2010/wordml" xmlns:w15="http://schemas.microsoft.com/office/word/2012/wordml" xmlns:w16cex="http://schemas.microsoft.com/office/word/2018/wordml/cex" xmlns:w16cid="http://schemas.microsoft.com/office/word/2016/wordml/cid" xmlns:w16="http://schemas.microsoft.com/office/word/2018/wordml" xmlns:w16sdtdh="http://schemas.microsoft.com/office/word/2020/wordml/sdtdatahash" xmlns:w16se="http://schemas.microsoft.com/office/word/2015/wordml/symex" xmlns:wpg="http://schemas.microsoft.com/office/word/2010/wordprocessingGroup" xmlns:wpi="http://schemas.microsoft.com/office/word/2010/wordprocessingInk" xmlns:wne="http://schemas.microsoft.com/office/word/2006/wordml" xmlns:wps="http://schemas.microsoft.com/office/word/2010/wordprocessingShape" mc:Ignorable="w14 w15 w16se w16cid w16 w16cex w16sdtdh wp14">
+<w:numbering xmlns:wpc="http://schemas.microsoft.com/office/word/2010/wordprocessingCanvas" xmlns:cx="http://schemas.microsoft.com/office/drawing/2014/chartex" xmlns:cx1="http://schemas.microsoft.com/office/drawing/2015/9/8/chartex" xmlns:cx2="http://schemas.microsoft.com/office/drawing/2015/10/21/chartex" xmlns:cx3="http://schemas.microsoft.com/office/drawing/2016/5/9/chartex" xmlns:cx4="http://schemas.microsoft.com/office/drawing/2016/5/10/chartex" xmlns:cx5="http://schemas.microsoft.com/office/drawing/2016/5/11/chartex" xmlns:cx6="http://schemas.microsoft.com/office/drawing/2016/5/12/chartex" xmlns:cx7="http://schemas.microsoft.com/office/drawing/2016/5/13/chartex" xmlns:cx8="http://schemas.microsoft.com/office/drawing/2016/5/14/chartex" xmlns:mc="http://schemas.openxmlformats.org/markup-compatibility/2006" xmlns:aink="http://schemas.microsoft.com/office/drawing/2016/ink" xmlns:am3d="http://schemas.microsoft.com/office/drawing/2017/model3d" xmlns:o="urn:schemas-microsoft-com:office:office" xmlns:oel="http://schemas.microsoft.com/office/2019/extlst" xmlns:r="http://schemas.openxmlformats.org/officeDocument/2006/relationships" xmlns:m="http://schemas.openxmlformats.org/officeDocument/2006/math" xmlns:v="urn:schemas-microsoft-com:vml" xmlns:wp14="http://schemas.microsoft.com/office/word/2010/wordprocessingDrawing" xmlns:wp="http://schemas.openxmlformats.org/drawingml/2006/wordprocessingDrawing" xmlns:w10="urn:schemas-microsoft-com:office:word" xmlns:w="http://schemas.openxmlformats.org/wordprocessingml/2006/main" xmlns:w14="http://schemas.microsoft.com/office/word/2010/wordml" xmlns:w15="http://schemas.microsoft.com/office/word/2012/wordml" xmlns:w16cex="http://schemas.microsoft.com/office/word/2018/wordml/cex" xmlns:w16cid="http://schemas.microsoft.com/office/word/2016/wordml/cid" xmlns:w16="http://schemas.microsoft.com/office/word/2018/wordml" xmlns:w16du="http://schemas.microsoft.com/office/word/2023/wordml/word16du" xmlns:w16sdtdh="http://schemas.microsoft.com/office/word/2020/wordml/sdtdatahash" xmlns:w16sdtfl="http://schemas.microsoft.com/office/word/2024/wordml/sdtformatlock" xmlns:w16se="http://schemas.microsoft.com/office/word/2015/wordml/symex" xmlns:wpg="http://schemas.microsoft.com/office/word/2010/wordprocessingGroup" xmlns:wpi="http://schemas.microsoft.com/office/word/2010/wordprocessingInk" xmlns:wne="http://schemas.microsoft.com/office/word/2006/wordml" xmlns:wps="http://schemas.microsoft.com/office/word/2010/wordprocessingShape" mc:Ignorable="w14 w15 w16se w16cid w16 w16cex w16sdtdh w16sdtfl w16du wp14">
   <w:abstractNum w:abstractNumId="0" w15:restartNumberingAfterBreak="0">
     <w:nsid w:val="FFFFFF7C"/>
     <w:multiLevelType w:val="singleLevel"/>
@@ -1042,7 +1046,7 @@
 </file>
 
 <file path=word/styles.xml><?xml version="1.0" encoding="utf-8"?>
-<w:styles xmlns:mc="http://schemas.openxmlformats.org/markup-compatibility/2006" xmlns:r="http://schemas.openxmlformats.org/officeDocument/2006/relationships" xmlns:w="http://schemas.openxmlformats.org/wordprocessingml/2006/main" xmlns:w14="http://schemas.microsoft.com/office/word/2010/wordml" xmlns:w15="http://schemas.microsoft.com/office/word/2012/wordml" xmlns:w16cex="http://schemas.microsoft.com/office/word/2018/wordml/cex" xmlns:w16cid="http://schemas.microsoft.com/office/word/2016/wordml/cid" xmlns:w16="http://schemas.microsoft.com/office/word/2018/wordml" xmlns:w16sdtdh="http://schemas.microsoft.com/office/word/2020/wordml/sdtdatahash" xmlns:w16se="http://schemas.microsoft.com/office/word/2015/wordml/symex" mc:Ignorable="w14 w15 w16se w16cid w16 w16cex w16sdtdh">
+<w:styles xmlns:mc="http://schemas.openxmlformats.org/markup-compatibility/2006" xmlns:r="http://schemas.openxmlformats.org/officeDocument/2006/relationships" xmlns:w="http://schemas.openxmlformats.org/wordprocessingml/2006/main" xmlns:w14="http://schemas.microsoft.com/office/word/2010/wordml" xmlns:w15="http://schemas.microsoft.com/office/word/2012/wordml" xmlns:w16cex="http://schemas.microsoft.com/office/word/2018/wordml/cex" xmlns:w16cid="http://schemas.microsoft.com/office/word/2016/wordml/cid" xmlns:w16="http://schemas.microsoft.com/office/word/2018/wordml" xmlns:w16du="http://schemas.microsoft.com/office/word/2023/wordml/word16du" xmlns:w16sdtdh="http://schemas.microsoft.com/office/word/2020/wordml/sdtdatahash" xmlns:w16sdtfl="http://schemas.microsoft.com/office/word/2024/wordml/sdtformatlock" xmlns:w16se="http://schemas.microsoft.com/office/word/2015/wordml/symex" mc:Ignorable="w14 w15 w16se w16cid w16 w16cex w16sdtdh w16sdtfl w16du">
   <w:docDefaults>
     <w:rPrDefault>
       <w:rPr>
@@ -1800,7 +1804,7 @@
     <w:link w:val="TitleChar"/>
     <w:uiPriority w:val="10"/>
     <w:qFormat/>
-    <w:rsid w:val="007106C8"/>
+    <w:rsid w:val="00E854FA"/>
     <w:pPr>
       <w:spacing w:after="300" w:line="240" w:lineRule="auto"/>
       <w:contextualSpacing/>
@@ -1810,7 +1814,7 @@
       <w:rFonts w:eastAsiaTheme="majorEastAsia" w:cstheme="majorBidi"/>
       <w:spacing w:val="5"/>
       <w:kern w:val="28"/>
-      <w:sz w:val="52"/>
+      <w:sz w:val="40"/>
       <w:szCs w:val="52"/>
       <w:lang w:val="sv-SE" w:eastAsia="en-US" w:bidi="ar-SA"/>
     </w:rPr>
@@ -1820,12 +1824,12 @@
     <w:basedOn w:val="DefaultParagraphFont"/>
     <w:link w:val="Title"/>
     <w:uiPriority w:val="10"/>
-    <w:rsid w:val="007106C8"/>
+    <w:rsid w:val="00E854FA"/>
     <w:rPr>
       <w:rFonts w:ascii="Times New Roman" w:eastAsiaTheme="majorEastAsia" w:hAnsi="Times New Roman" w:cstheme="majorBidi"/>
       <w:spacing w:val="5"/>
       <w:kern w:val="28"/>
-      <w:sz w:val="52"/>
+      <w:sz w:val="40"/>
       <w:szCs w:val="52"/>
       <w:lang w:val="sv-SE" w:eastAsia="en-US" w:bidi="ar-SA"/>
     </w:rPr>

--- a/klagomål/A 13525-2026 FSC-klagomål.docx
+++ b/klagomål/A 13525-2026 FSC-klagomål.docx
@@ -826,7 +826,7 @@
     <w:r>
       <w:tab/>
       <w:tab/>
-      <w:t>2026-06-18</w:t>
+      <w:t>2026-06-19</w:t>
       <w:br/>
       <w:br/>
     </w:r>

--- a/klagomål/A 13525-2026 FSC-klagomål.docx
+++ b/klagomål/A 13525-2026 FSC-klagomål.docx
@@ -826,7 +826,7 @@
     <w:r>
       <w:tab/>
       <w:tab/>
-      <w:t>2026-06-19</w:t>
+      <w:t>2026-06-20</w:t>
       <w:br/>
       <w:br/>
     </w:r>

--- a/klagomål/A 13525-2026 FSC-klagomål.docx
+++ b/klagomål/A 13525-2026 FSC-klagomål.docx
@@ -168,38 +168,7 @@
     </w:p>
     <w:p>
       <w:r>
-        <w:t>Detta dokument behandlar höga naturvärden i avverkningsanmälan A 13525-2026 i Torsby kommun som inkom 2026-03-13 och omfattar 4,3 ha.</w:t>
-      </w:r>
-    </w:p>
-    <w:p>
-      <w:r>
-        <w:t>Nedan presenteras fynd av naturvårdsarter som gjorts i det avverkningsanmälda området, samt relevanta utdrag ur standarderna för FSC, Chain of Custody, Controlled Wood och PEFC.</w:t>
-      </w:r>
-    </w:p>
-    <w:p>
-      <w:r>
-        <w:t>Vi förväntar oss att ni återkommer med ett skriftligt svar på vårt klagomål och även beskriver vilka korrigerande åtgärder ni satt in för att rätta till identifierade brister i er efterlevnad av den svenska FSC standarden.</w:t>
-      </w:r>
-    </w:p>
-    <w:p>
-      <w:pPr>
-        <w:pStyle w:val="Heading1"/>
-      </w:pPr>
-      <w:r>
-        <w:t>Naturvårdsarter</w:t>
-      </w:r>
-    </w:p>
-    <w:p>
-      <w:r>
-        <w:t>I och inom 23 meter från avverkningsanmälan har följande 9 naturvårdsarter hittats: garnlav (VU, T), dvärgbägarlav (NT, T), kolflarnlav (NT, T), kortskaftad ärgspik (NT), mörk kolflarnlav (NT), skuggblåslav (NT, T), vedflamlav (NT), vedskivlav (NT, T) och nästlav (S, T). Av dessa är 8 rödlistade. För rödlistade arter har rödlistekategorin angivits inom parentes. Arter som är signalarter enligt Skogsstyrelsen har markerats med (S). Typiska arter inom Natura 2000 som är kopplade till skogsekosystem har markerats med (T).</w:t>
-      </w:r>
-    </w:p>
-    <w:p>
-      <w:r>
-        <w:t>De påträffade naturvårdsarterna är ett tydligt kvitto på att det rör sig om en skog med höga naturvärden.</w:t>
-      </w:r>
-      <w:r>
-        <w:t xml:space="preserve"> I Figur 1 visas fyndplatser för naturvårdsarter i området, som finns registrerade på Artportalen.</w:t>
+        <w:t>Detta klagomål behandlar höga naturvärden i avverkningsanmälan A 13525-2026 i Torsby kommun som inkom 2026-03-13 och omfattar 4,3 ha.</w:t>
       </w:r>
     </w:p>
     <w:p>
@@ -247,27 +216,35 @@
         <w:spacing w:after="240"/>
       </w:pPr>
       <w:r>
-        <w:t>Figur 1. Fyndplatser för naturvårdsarter i och inom 23 meter från avverkningsanmälan (röd linje). Markörer utan svart kant är placerade på fyndplatsen. Markörer med svart kant är placerade vid sidan av fyndplatsen och har ett svart streck som visar fyndplatsens exakta position. Kartans mittpunktskoordinat är N 6710115, E 410978 i SWEREF 99 TM.</w:t>
+        <w:t>Figur 1. Fyndplatser för naturvårdsarter i och inom 23 meter från avverkningsanmälan. Markörer utan svart kant är placerade på fyndplatsen. Markörer med svart kant är placerade vid sidan av fyndplatsen har ett svart streck som visar fyndplatsens exakta position. Kartans mittpunktskoordinat är N 6710115, E 410978 i SWEREF 99 TM.</w:t>
       </w:r>
     </w:p>
     <w:p>
       <w:r>
-        <w:rPr>
-          <w:b/>
-        </w:rPr>
-        <w:t>Dvärgbägarlav (NT)</w:t>
+        <w:t>I och inom 23 meter från avverkningsanmälan finns fynd av 9 naturvårdsarter, varav 8 är rödlistade, 6 är typiska (T) och 1 är signalart (S): garnlav (VU, T), dvärgbägarlav (NT, T), kolflarnlav (NT, T), kortskaftad ärgspik (NT), mörk kolflarnlav (NT), skuggblåslav (NT, T), vedflamlav (NT), vedskivlav (NT, T) och nästlav (S, T). Se Figur 1.</w:t>
       </w:r>
+    </w:p>
+    <w:p>
       <w:r>
-        <w:t xml:space="preserve"> förekommer över hela Sverige på gammal hård ved, huvudsakligen på tall men i södra Sverige även på ek. Veden utgörs framförallt av grova stubbar, lågor och grenar. Substratet har blivit sällsyntare och nybildning av substrat sker bara i begränsad omfattning. Arten hotas av att grova lågor blir allt sällsyntare i dagens kulturskogar samt att nybildningen av lämpliga substrat går mycket långsamt. En riklig tillgång på gamla tall- eller eklågor måste säkerställas på artens lokaler. Dvärgbägarlav är typisk art för </w:t>
+        <w:t>Nedan presenteras relevanta utdrag ur standarderna för FSC, Chain of Custody, Controlled Wood och PEFC.</w:t>
       </w:r>
+    </w:p>
+    <w:p>
       <w:r>
-        <w:rPr>
-          <w:i/>
-        </w:rPr>
-        <w:t>9010 Taiga</w:t>
+        <w:t>Vi förväntar oss att ni återkommer med ett skriftligt svar på vårt klagomål och även beskriver vilka korrigerande åtgärder ni satt in för att rätta till identifierade brister i er efterlevnad av den svenska FSC standarden.</w:t>
       </w:r>
+    </w:p>
+    <w:p>
+      <w:pPr>
+        <w:pStyle w:val="Heading1"/>
+      </w:pPr>
       <w:r>
-        <w:t xml:space="preserve"> (SLU Artdatabanken, 2024; Nitare &amp; Skogsstyrelsen, 2019).</w:t>
+        <w:t>Naturvårdsarter och fridlysta arter</w:t>
+      </w:r>
+    </w:p>
+    <w:p>
+      <w:r>
+        <w:t>Nedan följer beskrivningar av de naturvårdsarter och fridlysta arter som har sina livsmiljöer och växtplatser i den avverkningsanmälda skogen. De påträffade naturvårdsarterna är ett tydligt kvitto på att det rör sig om en skog med höga naturvärden.</w:t>
       </w:r>
     </w:p>
     <w:p>
@@ -297,6 +274,26 @@
       </w:r>
       <w:r>
         <w:t xml:space="preserve"> (SLU Artdatabanken, 2026).</w:t>
+      </w:r>
+    </w:p>
+    <w:p>
+      <w:r>
+        <w:rPr>
+          <w:b/>
+        </w:rPr>
+        <w:t>Dvärgbägarlav (NT)</w:t>
+      </w:r>
+      <w:r>
+        <w:t xml:space="preserve"> förekommer över hela Sverige på gammal hård ved, huvudsakligen på tall men i södra Sverige även på ek. Veden utgörs framförallt av grova stubbar, lågor och grenar. Substratet har blivit sällsyntare och nybildning av substrat sker bara i begränsad omfattning. Arten hotas av att grova lågor blir allt sällsyntare i dagens kulturskogar samt att nybildningen av lämpliga substrat går mycket långsamt. En riklig tillgång på gamla tall- eller eklågor måste säkerställas på artens lokaler. Dvärgbägarlav är typisk art för </w:t>
+      </w:r>
+      <w:r>
+        <w:rPr>
+          <w:i/>
+        </w:rPr>
+        <w:t>9010 Taiga</w:t>
+      </w:r>
+      <w:r>
+        <w:t xml:space="preserve"> (SLU Artdatabanken, 2024; Nitare &amp; Skogsstyrelsen, 2019).</w:t>
       </w:r>
     </w:p>
     <w:p>
@@ -339,26 +336,6 @@
       </w:r>
       <w:r>
         <w:t xml:space="preserve"> är brandberoende och växer nästan uteslutande på kolad hård kärnved av tall. Arten förekommer främst i glesa, öppna tall- och blandbarrskogar av naturskogskaraktär och etableringen verkar ske sent efter brand, kanske först efter 100–300 år. Mörk kolflarnlav indikerar skog med höga naturvärden och vanligast är att den påträffas på rester av nedbrunna torrakor och högstubbar och lågstubbar som är så grova att hela innandömet är urbränt. Tall- och blandbarrskogar av naturskogskaraktär med spår av återkommande bränder hyser höga biologiska värden och bör skyddas (SLU Artdatabanken, 2024).</w:t>
-      </w:r>
-    </w:p>
-    <w:p>
-      <w:r>
-        <w:rPr>
-          <w:b/>
-        </w:rPr>
-        <w:t>Nästlav</w:t>
-      </w:r>
-      <w:r>
-        <w:t xml:space="preserve"> indikerar söder om den naturliga norrlandsgränsen äldre barrskogsområden med höga naturvärden där andra ovanliga nordliga barrskogsarter kan påträffas. Nästlav är typisk art för </w:t>
-      </w:r>
-      <w:r>
-        <w:rPr>
-          <w:i/>
-        </w:rPr>
-        <w:t xml:space="preserve">9010 Taiga </w:t>
-      </w:r>
-      <w:r>
-        <w:t>(Nitare &amp; Skogsstyrelsen, 2019; SLU Artdatabanken, 2025).</w:t>
       </w:r>
     </w:p>
     <w:p>
@@ -419,6 +396,26 @@
       </w:r>
       <w:r>
         <w:t xml:space="preserve"> (SLU Artdatabanken, 2024).</w:t>
+      </w:r>
+    </w:p>
+    <w:p>
+      <w:r>
+        <w:rPr>
+          <w:b/>
+        </w:rPr>
+        <w:t>Nästlav</w:t>
+      </w:r>
+      <w:r>
+        <w:t xml:space="preserve"> indikerar söder om den naturliga norrlandsgränsen äldre barrskogsområden med höga naturvärden där andra ovanliga nordliga barrskogsarter kan påträffas. Nästlav är typisk art för </w:t>
+      </w:r>
+      <w:r>
+        <w:rPr>
+          <w:i/>
+        </w:rPr>
+        <w:t xml:space="preserve">9010 Taiga </w:t>
+      </w:r>
+      <w:r>
+        <w:t>(Nitare &amp; Skogsstyrelsen, 2019; SLU Artdatabanken, 2025).</w:t>
       </w:r>
     </w:p>
     <w:p>
@@ -826,7 +823,7 @@
     <w:r>
       <w:tab/>
       <w:tab/>
-      <w:t>2026-06-20</w:t>
+      <w:t>2026-06-21</w:t>
       <w:br/>
       <w:br/>
     </w:r>

--- a/klagomål/A 13525-2026 FSC-klagomål.docx
+++ b/klagomål/A 13525-2026 FSC-klagomål.docx
@@ -823,7 +823,7 @@
     <w:r>
       <w:tab/>
       <w:tab/>
-      <w:t>2026-06-21</w:t>
+      <w:t>2026-06-22</w:t>
       <w:br/>
       <w:br/>
     </w:r>

--- a/klagomål/A 13525-2026 FSC-klagomål.docx
+++ b/klagomål/A 13525-2026 FSC-klagomål.docx
@@ -823,7 +823,7 @@
     <w:r>
       <w:tab/>
       <w:tab/>
-      <w:t>2026-06-22</w:t>
+      <w:t>2026-06-23</w:t>
       <w:br/>
       <w:br/>
     </w:r>

--- a/klagomål/A 13525-2026 FSC-klagomål.docx
+++ b/klagomål/A 13525-2026 FSC-klagomål.docx
@@ -823,7 +823,7 @@
     <w:r>
       <w:tab/>
       <w:tab/>
-      <w:t>2026-06-23</w:t>
+      <w:t>2026-06-24</w:t>
       <w:br/>
       <w:br/>
     </w:r>

--- a/klagomål/A 13525-2026 FSC-klagomål.docx
+++ b/klagomål/A 13525-2026 FSC-klagomål.docx
@@ -823,7 +823,7 @@
     <w:r>
       <w:tab/>
       <w:tab/>
-      <w:t>2026-06-24</w:t>
+      <w:t>2026-06-25</w:t>
       <w:br/>
       <w:br/>
     </w:r>

--- a/klagomål/A 13525-2026 FSC-klagomål.docx
+++ b/klagomål/A 13525-2026 FSC-klagomål.docx
@@ -823,7 +823,7 @@
     <w:r>
       <w:tab/>
       <w:tab/>
-      <w:t>2026-06-25</w:t>
+      <w:t>2026-06-26</w:t>
       <w:br/>
       <w:br/>
     </w:r>

--- a/klagomål/A 13525-2026 FSC-klagomål.docx
+++ b/klagomål/A 13525-2026 FSC-klagomål.docx
@@ -823,7 +823,7 @@
     <w:r>
       <w:tab/>
       <w:tab/>
-      <w:t>2026-06-26</w:t>
+      <w:t>2026-06-27</w:t>
       <w:br/>
       <w:br/>
     </w:r>

--- a/klagomål/A 13525-2026 FSC-klagomål.docx
+++ b/klagomål/A 13525-2026 FSC-klagomål.docx
@@ -823,7 +823,7 @@
     <w:r>
       <w:tab/>
       <w:tab/>
-      <w:t>2026-06-27</w:t>
+      <w:t>2026-06-28</w:t>
       <w:br/>
       <w:br/>
     </w:r>

--- a/klagomål/A 13525-2026 FSC-klagomål.docx
+++ b/klagomål/A 13525-2026 FSC-klagomål.docx
@@ -823,7 +823,7 @@
     <w:r>
       <w:tab/>
       <w:tab/>
-      <w:t>2026-06-28</w:t>
+      <w:t>2026-06-29</w:t>
       <w:br/>
       <w:br/>
     </w:r>

--- a/klagomål/A 13525-2026 FSC-klagomål.docx
+++ b/klagomål/A 13525-2026 FSC-klagomål.docx
@@ -823,7 +823,7 @@
     <w:r>
       <w:tab/>
       <w:tab/>
-      <w:t>2026-06-29</w:t>
+      <w:t>2026-06-30</w:t>
       <w:br/>
       <w:br/>
     </w:r>

--- a/klagomål/A 13525-2026 FSC-klagomål.docx
+++ b/klagomål/A 13525-2026 FSC-klagomål.docx
@@ -823,7 +823,7 @@
     <w:r>
       <w:tab/>
       <w:tab/>
-      <w:t>2026-06-30</w:t>
+      <w:t>2026-07-01</w:t>
       <w:br/>
       <w:br/>
     </w:r>

--- a/klagomål/A 13525-2026 FSC-klagomål.docx
+++ b/klagomål/A 13525-2026 FSC-klagomål.docx
@@ -823,7 +823,7 @@
     <w:r>
       <w:tab/>
       <w:tab/>
-      <w:t>2026-07-01</w:t>
+      <w:t>2026-07-02</w:t>
       <w:br/>
       <w:br/>
     </w:r>

--- a/klagomål/A 13525-2026 FSC-klagomål.docx
+++ b/klagomål/A 13525-2026 FSC-klagomål.docx
@@ -823,7 +823,7 @@
     <w:r>
       <w:tab/>
       <w:tab/>
-      <w:t>2026-07-13</w:t>
+      <w:t>2026-07-14</w:t>
       <w:br/>
       <w:br/>
     </w:r>

--- a/klagomål/A 13525-2026 FSC-klagomål.docx
+++ b/klagomål/A 13525-2026 FSC-klagomål.docx
@@ -823,7 +823,7 @@
     <w:r>
       <w:tab/>
       <w:tab/>
-      <w:t>2026-07-14</w:t>
+      <w:t>2026-07-15</w:t>
       <w:br/>
       <w:br/>
     </w:r>

--- a/klagomål/A 13525-2026 FSC-klagomål.docx
+++ b/klagomål/A 13525-2026 FSC-klagomål.docx
@@ -823,7 +823,7 @@
     <w:r>
       <w:tab/>
       <w:tab/>
-      <w:t>2026-07-15</w:t>
+      <w:t>2026-07-16</w:t>
       <w:br/>
       <w:br/>
     </w:r>

--- a/klagomål/A 13525-2026 FSC-klagomål.docx
+++ b/klagomål/A 13525-2026 FSC-klagomål.docx
@@ -823,7 +823,7 @@
     <w:r>
       <w:tab/>
       <w:tab/>
-      <w:t>2026-07-16</w:t>
+      <w:t>2026-07-17</w:t>
       <w:br/>
       <w:br/>
     </w:r>

--- a/klagomål/A 13525-2026 FSC-klagomål.docx
+++ b/klagomål/A 13525-2026 FSC-klagomål.docx
@@ -823,7 +823,7 @@
     <w:r>
       <w:tab/>
       <w:tab/>
-      <w:t>2026-07-17</w:t>
+      <w:t>2026-07-18</w:t>
       <w:br/>
       <w:br/>
     </w:r>

--- a/klagomål/A 13525-2026 FSC-klagomål.docx
+++ b/klagomål/A 13525-2026 FSC-klagomål.docx
@@ -823,7 +823,7 @@
     <w:r>
       <w:tab/>
       <w:tab/>
-      <w:t>2026-07-18</w:t>
+      <w:t>2026-07-19</w:t>
       <w:br/>
       <w:br/>
     </w:r>

--- a/klagomål/A 13525-2026 FSC-klagomål.docx
+++ b/klagomål/A 13525-2026 FSC-klagomål.docx
@@ -823,7 +823,7 @@
     <w:r>
       <w:tab/>
       <w:tab/>
-      <w:t>2026-07-19</w:t>
+      <w:t>2026-07-20</w:t>
       <w:br/>
       <w:br/>
     </w:r>

--- a/klagomål/A 13525-2026 FSC-klagomål.docx
+++ b/klagomål/A 13525-2026 FSC-klagomål.docx
@@ -823,7 +823,7 @@
     <w:r>
       <w:tab/>
       <w:tab/>
-      <w:t>2026-07-20</w:t>
+      <w:t>2026-07-21</w:t>
       <w:br/>
       <w:br/>
     </w:r>

--- a/klagomål/A 13525-2026 FSC-klagomål.docx
+++ b/klagomål/A 13525-2026 FSC-klagomål.docx
@@ -823,7 +823,7 @@
     <w:r>
       <w:tab/>
       <w:tab/>
-      <w:t>2026-07-21</w:t>
+      <w:t>2026-07-22</w:t>
       <w:br/>
       <w:br/>
     </w:r>

--- a/klagomål/A 13525-2026 FSC-klagomål.docx
+++ b/klagomål/A 13525-2026 FSC-klagomål.docx
@@ -823,7 +823,7 @@
     <w:r>
       <w:tab/>
       <w:tab/>
-      <w:t>2026-07-22</w:t>
+      <w:t>2026-07-23</w:t>
       <w:br/>
       <w:br/>
     </w:r>

--- a/klagomål/A 13525-2026 FSC-klagomål.docx
+++ b/klagomål/A 13525-2026 FSC-klagomål.docx
@@ -823,7 +823,7 @@
     <w:r>
       <w:tab/>
       <w:tab/>
-      <w:t>2026-07-23</w:t>
+      <w:t>2026-07-24</w:t>
       <w:br/>
       <w:br/>
     </w:r>

--- a/klagomål/A 13525-2026 FSC-klagomål.docx
+++ b/klagomål/A 13525-2026 FSC-klagomål.docx
@@ -823,7 +823,7 @@
     <w:r>
       <w:tab/>
       <w:tab/>
-      <w:t>2026-07-24</w:t>
+      <w:t>2026-07-25</w:t>
       <w:br/>
       <w:br/>
     </w:r>

--- a/klagomål/A 13525-2026 FSC-klagomål.docx
+++ b/klagomål/A 13525-2026 FSC-klagomål.docx
@@ -823,7 +823,7 @@
     <w:r>
       <w:tab/>
       <w:tab/>
-      <w:t>2026-07-25</w:t>
+      <w:t>2026-07-26</w:t>
       <w:br/>
       <w:br/>
     </w:r>

--- a/klagomål/A 13525-2026 FSC-klagomål.docx
+++ b/klagomål/A 13525-2026 FSC-klagomål.docx
@@ -823,7 +823,7 @@
     <w:r>
       <w:tab/>
       <w:tab/>
-      <w:t>2026-07-26</w:t>
+      <w:t>2026-07-27</w:t>
       <w:br/>
       <w:br/>
     </w:r>

--- a/klagomål/A 13525-2026 FSC-klagomål.docx
+++ b/klagomål/A 13525-2026 FSC-klagomål.docx
@@ -823,7 +823,7 @@
     <w:r>
       <w:tab/>
       <w:tab/>
-      <w:t>2026-07-27</w:t>
+      <w:t>2026-07-28</w:t>
       <w:br/>
       <w:br/>
     </w:r>

--- a/klagomål/A 13525-2026 FSC-klagomål.docx
+++ b/klagomål/A 13525-2026 FSC-klagomål.docx
@@ -823,7 +823,7 @@
     <w:r>
       <w:tab/>
       <w:tab/>
-      <w:t>2026-07-28</w:t>
+      <w:t>2026-07-29</w:t>
       <w:br/>
       <w:br/>
     </w:r>

--- a/klagomål/A 13525-2026 FSC-klagomål.docx
+++ b/klagomål/A 13525-2026 FSC-klagomål.docx
@@ -823,7 +823,7 @@
     <w:r>
       <w:tab/>
       <w:tab/>
-      <w:t>2026-07-29</w:t>
+      <w:t>2026-07-30</w:t>
       <w:br/>
       <w:br/>
     </w:r>

--- a/klagomål/A 13525-2026 FSC-klagomål.docx
+++ b/klagomål/A 13525-2026 FSC-klagomål.docx
@@ -823,7 +823,7 @@
     <w:r>
       <w:tab/>
       <w:tab/>
-      <w:t>2026-07-30</w:t>
+      <w:t>2026-07-31</w:t>
       <w:br/>
       <w:br/>
     </w:r>

--- a/klagomål/A 13525-2026 FSC-klagomål.docx
+++ b/klagomål/A 13525-2026 FSC-klagomål.docx
@@ -823,7 +823,7 @@
     <w:r>
       <w:tab/>
       <w:tab/>
-      <w:t>2026-07-31</w:t>
+      <w:t>2026-08-01</w:t>
       <w:br/>
       <w:br/>
     </w:r>

--- a/klagomål/A 13525-2026 FSC-klagomål.docx
+++ b/klagomål/A 13525-2026 FSC-klagomål.docx
@@ -823,7 +823,7 @@
     <w:r>
       <w:tab/>
       <w:tab/>
-      <w:t>2026-08-01</w:t>
+      <w:t>2026-08-02</w:t>
       <w:br/>
       <w:br/>
     </w:r>

--- a/klagomål/A 13525-2026 FSC-klagomål.docx
+++ b/klagomål/A 13525-2026 FSC-klagomål.docx
@@ -823,7 +823,7 @@
     <w:r>
       <w:tab/>
       <w:tab/>
-      <w:t>2026-08-02</w:t>
+      <w:t>2026-08-03</w:t>
       <w:br/>
       <w:br/>
     </w:r>

--- a/klagomål/A 13525-2026 FSC-klagomål.docx
+++ b/klagomål/A 13525-2026 FSC-klagomål.docx
@@ -823,7 +823,7 @@
     <w:r>
       <w:tab/>
       <w:tab/>
-      <w:t>2026-08-03</w:t>
+      <w:t>2026-08-05</w:t>
       <w:br/>
       <w:br/>
     </w:r>

--- a/klagomål/A 13525-2026 FSC-klagomål.docx
+++ b/klagomål/A 13525-2026 FSC-klagomål.docx
@@ -823,7 +823,7 @@
     <w:r>
       <w:tab/>
       <w:tab/>
-      <w:t>2026-08-05</w:t>
+      <w:t>2026-08-07</w:t>
       <w:br/>
       <w:br/>
     </w:r>

--- a/klagomål/A 13525-2026 FSC-klagomål.docx
+++ b/klagomål/A 13525-2026 FSC-klagomål.docx
@@ -823,7 +823,7 @@
     <w:r>
       <w:tab/>
       <w:tab/>
-      <w:t>2026-08-07</w:t>
+      <w:t>2026-08-08</w:t>
       <w:br/>
       <w:br/>
     </w:r>

--- a/klagomål/A 13525-2026 FSC-klagomål.docx
+++ b/klagomål/A 13525-2026 FSC-klagomål.docx
@@ -216,7 +216,7 @@
         <w:spacing w:after="240"/>
       </w:pPr>
       <w:r>
-        <w:t>Figur 1. Fyndplatser för naturvårdsarter i och inom 23 meter från avverkningsanmälan. Markörer utan svart kant är placerade på fyndplatsen. Markörer med svart kant är placerade vid sidan av fyndplatsen har ett svart streck som visar fyndplatsens exakta position. Kartans mittpunktskoordinat är N 6710115, E 410978 i SWEREF 99 TM.</w:t>
+        <w:t>Figur 1. Fyndplatser för naturvårdsarter i och inom 23 meter från avverkningsanmälan. Markörer utan svart kant är placerade på fyndplatsen. Markörer med svart kant är placerade vid sidan av fyndplatsen och har ett svart streck som visar fyndplatsens exakta position. Kartans mittpunktskoordinat är N 6710115, E 410978 i SWEREF 99 TM.</w:t>
       </w:r>
     </w:p>
     <w:p>
@@ -823,7 +823,7 @@
     <w:r>
       <w:tab/>
       <w:tab/>
-      <w:t>2026-08-14</w:t>
+      <w:t>2026-08-15</w:t>
       <w:br/>
       <w:br/>
     </w:r>

--- a/klagomål/A 13525-2026 FSC-klagomål.docx
+++ b/klagomål/A 13525-2026 FSC-klagomål.docx
@@ -823,7 +823,7 @@
     <w:r>
       <w:tab/>
       <w:tab/>
-      <w:t>2026-08-15</w:t>
+      <w:t>2026-08-16</w:t>
       <w:br/>
       <w:br/>
     </w:r>

--- a/klagomål/A 13525-2026 FSC-klagomål.docx
+++ b/klagomål/A 13525-2026 FSC-klagomål.docx
@@ -823,7 +823,7 @@
     <w:r>
       <w:tab/>
       <w:tab/>
-      <w:t>2026-08-16</w:t>
+      <w:t>2026-08-17</w:t>
       <w:br/>
       <w:br/>
     </w:r>

--- a/klagomål/A 13525-2026 FSC-klagomål.docx
+++ b/klagomål/A 13525-2026 FSC-klagomål.docx
@@ -823,7 +823,7 @@
     <w:r>
       <w:tab/>
       <w:tab/>
-      <w:t>2026-08-17</w:t>
+      <w:t>2026-08-18</w:t>
       <w:br/>
       <w:br/>
     </w:r>

--- a/klagomål/A 13525-2026 FSC-klagomål.docx
+++ b/klagomål/A 13525-2026 FSC-klagomål.docx
@@ -823,7 +823,7 @@
     <w:r>
       <w:tab/>
       <w:tab/>
-      <w:t>2026-08-18</w:t>
+      <w:t>2026-08-19</w:t>
       <w:br/>
       <w:br/>
     </w:r>

--- a/klagomål/A 13525-2026 FSC-klagomål.docx
+++ b/klagomål/A 13525-2026 FSC-klagomål.docx
@@ -823,7 +823,7 @@
     <w:r>
       <w:tab/>
       <w:tab/>
-      <w:t>2026-08-19</w:t>
+      <w:t>2026-08-20</w:t>
       <w:br/>
       <w:br/>
     </w:r>

--- a/klagomål/A 13525-2026 FSC-klagomål.docx
+++ b/klagomål/A 13525-2026 FSC-klagomål.docx
@@ -823,7 +823,7 @@
     <w:r>
       <w:tab/>
       <w:tab/>
-      <w:t>2026-08-20</w:t>
+      <w:t>2026-08-21</w:t>
       <w:br/>
       <w:br/>
     </w:r>

--- a/klagomål/A 13525-2026 FSC-klagomål.docx
+++ b/klagomål/A 13525-2026 FSC-klagomål.docx
@@ -823,7 +823,7 @@
     <w:r>
       <w:tab/>
       <w:tab/>
-      <w:t>2026-08-21</w:t>
+      <w:t>2026-08-22</w:t>
       <w:br/>
       <w:br/>
     </w:r>

--- a/klagomål/A 13525-2026 FSC-klagomål.docx
+++ b/klagomål/A 13525-2026 FSC-klagomål.docx
@@ -823,7 +823,7 @@
     <w:r>
       <w:tab/>
       <w:tab/>
-      <w:t>2026-08-22</w:t>
+      <w:t>2026-08-23</w:t>
       <w:br/>
       <w:br/>
     </w:r>

--- a/klagomål/A 13525-2026 FSC-klagomål.docx
+++ b/klagomål/A 13525-2026 FSC-klagomål.docx
@@ -823,7 +823,7 @@
     <w:r>
       <w:tab/>
       <w:tab/>
-      <w:t>2026-08-23</w:t>
+      <w:t>2026-08-24</w:t>
       <w:br/>
       <w:br/>
     </w:r>

--- a/klagomål/A 13525-2026 FSC-klagomål.docx
+++ b/klagomål/A 13525-2026 FSC-klagomål.docx
@@ -823,7 +823,7 @@
     <w:r>
       <w:tab/>
       <w:tab/>
-      <w:t>2026-08-24</w:t>
+      <w:t>2026-08-25</w:t>
       <w:br/>
       <w:br/>
     </w:r>

--- a/klagomål/A 13525-2026 FSC-klagomål.docx
+++ b/klagomål/A 13525-2026 FSC-klagomål.docx
@@ -823,7 +823,7 @@
     <w:r>
       <w:tab/>
       <w:tab/>
-      <w:t>2026-08-25</w:t>
+      <w:t>2026-08-26</w:t>
       <w:br/>
       <w:br/>
     </w:r>

--- a/klagomål/A 13525-2026 FSC-klagomål.docx
+++ b/klagomål/A 13525-2026 FSC-klagomål.docx
@@ -823,7 +823,7 @@
     <w:r>
       <w:tab/>
       <w:tab/>
-      <w:t>2026-08-26</w:t>
+      <w:t>2026-08-27</w:t>
       <w:br/>
       <w:br/>
     </w:r>

--- a/klagomål/A 13525-2026 FSC-klagomål.docx
+++ b/klagomål/A 13525-2026 FSC-klagomål.docx
@@ -823,7 +823,7 @@
     <w:r>
       <w:tab/>
       <w:tab/>
-      <w:t>2026-08-27</w:t>
+      <w:t>2026-08-28</w:t>
       <w:br/>
       <w:br/>
     </w:r>

--- a/klagomål/A 13525-2026 FSC-klagomål.docx
+++ b/klagomål/A 13525-2026 FSC-klagomål.docx
@@ -823,7 +823,7 @@
     <w:r>
       <w:tab/>
       <w:tab/>
-      <w:t>2026-08-28</w:t>
+      <w:t>2026-08-29</w:t>
       <w:br/>
       <w:br/>
     </w:r>

--- a/klagomål/A 13525-2026 FSC-klagomål.docx
+++ b/klagomål/A 13525-2026 FSC-klagomål.docx
@@ -823,7 +823,7 @@
     <w:r>
       <w:tab/>
       <w:tab/>
-      <w:t>2026-08-29</w:t>
+      <w:t>2026-08-31</w:t>
       <w:br/>
       <w:br/>
     </w:r>

--- a/klagomål/A 13525-2026 FSC-klagomål.docx
+++ b/klagomål/A 13525-2026 FSC-klagomål.docx
@@ -823,7 +823,7 @@
     <w:r>
       <w:tab/>
       <w:tab/>
-      <w:t>2026-08-31</w:t>
+      <w:t>2026-09-01</w:t>
       <w:br/>
       <w:br/>
     </w:r>

--- a/klagomål/A 13525-2026 FSC-klagomål.docx
+++ b/klagomål/A 13525-2026 FSC-klagomål.docx
@@ -823,7 +823,7 @@
     <w:r>
       <w:tab/>
       <w:tab/>
-      <w:t>2026-09-01</w:t>
+      <w:t>2026-09-02</w:t>
       <w:br/>
       <w:br/>
     </w:r>

--- a/klagomål/A 13525-2026 FSC-klagomål.docx
+++ b/klagomål/A 13525-2026 FSC-klagomål.docx
@@ -823,7 +823,7 @@
     <w:r>
       <w:tab/>
       <w:tab/>
-      <w:t>2026-09-02</w:t>
+      <w:t>2026-09-03</w:t>
       <w:br/>
       <w:br/>
     </w:r>

--- a/klagomål/A 13525-2026 FSC-klagomål.docx
+++ b/klagomål/A 13525-2026 FSC-klagomål.docx
@@ -823,7 +823,7 @@
     <w:r>
       <w:tab/>
       <w:tab/>
-      <w:t>2026-09-03</w:t>
+      <w:t>2026-09-04</w:t>
       <w:br/>
       <w:br/>
     </w:r>

--- a/klagomål/A 13525-2026 FSC-klagomål.docx
+++ b/klagomål/A 13525-2026 FSC-klagomål.docx
@@ -823,7 +823,7 @@
     <w:r>
       <w:tab/>
       <w:tab/>
-      <w:t>2026-09-04</w:t>
+      <w:t>2026-09-05</w:t>
       <w:br/>
       <w:br/>
     </w:r>
